--- a/Article_JSA_Final.docx
+++ b/Article_JSA_Final.docx
@@ -89,7 +89,7 @@
         <w:rPr>
           <w:sz w:val="22"/>
         </w:rPr>
-        <w:t>Securing heterogeneous data at scale requires balancing three requirements: reducing data volumes, ensuring confidentiality and integrity, and maintaining usable performance as data size grows. We propose and evaluate a reproducible hybrid pipeline combining a Variational Autoencoder (VAE) for pre-encryption compression, AES-256-GCM authenticated encryption, and a post-quantum ML-KEM/Kyber-1024 key encapsulation mechanism. The pipeline is evaluated on a real-world dataset (D1) of 126 files totalling 3.79 GB (75 JPEG images, 50 binary MP4 files, and 1 JSON text file), using micro-benchmarks, NIST CAVP test-vector validation (775/775 pass, 100%), a 7-point scalability study, and an ablation study isolating each layer's contribution.</w:t>
+        <w:t>Securing heterogeneous data at scale requires balancing three requirements: reducing data volumes, ensuring confidentiality and integrity, and maintaining usable performance as data size grows. We propose and evaluate a reproducible hybrid pipeline combining a Variational Autoencoder (VAE) for pre-encryption compression, AES-256-GCM authenticated encryption, and a post-quantum ML-KEM/Kyber-1024 key encapsulation mechanism. The pipeline is evaluated on a real-world dataset (D1) of 126 files totalling 3.79 GB (75 JPEG images, 50 binary MP4 files, and 1 JSON text file), using micro-benchmarks, NIST CAVP test-vector validation (775/775 pass, 100%), a three-dataset weak- and strong-scaling study (D1–D3, 3.8–40 GB, three replicates each), and an ablation study isolating each layer's contribution.</w:t>
       </w:r>
     </w:p>
     <w:p>
@@ -101,7 +101,7 @@
         <w:rPr>
           <w:sz w:val="22"/>
         </w:rPr>
-        <w:t>Results show that: (i) AES-256-GCM throughput ranges from 109 MB/s (1 KB payloads) to 1,387 MB/s (64 KB payloads), confirming O(n) complexity; (ii) ML-KEM/Kyber-1024 key exchange costs 47.4 ms per operation under a pure-Python shim (keygen 12.59 ms, encaps 14.92 ms, decaps 19.90 ms); (iii) throughput across the 7-point scalability study is essentially flat (mean 941.5 MB/s, slope β = −0.09 MB/s/GB, R² &lt; 0.01), indicating no cost explosion in the measured range; (iv) an ablation study reveals that removing ML-KEM raises binary throughput from 578 MB/s to 913 MB/s, while adding gzip compression collapses it to 25 MB/s on high-entropy MP4 data. The primary contribution is a system-level integration and reproducible joint evaluation of three complementary security layers — learned compression, standardised AEAD, and post-quantum KEM — on real multi-format data; a combination not yet jointly evaluated in an integrated, reproducible experimental setting in the literature.</w:t>
+        <w:t>Results show that: (i) AES-256-GCM throughput ranges from 109 MB/s (1 KB payloads) to 1,387 MB/s (64 KB payloads), confirming O(n) complexity; (ii) ML-KEM/Kyber-1024 key exchange costs 47.4 ms per operation under a pure-Python shim (keygen 12.59 ms, encaps 14.92 ms, decaps 19.90 ms); (iii) across a three-dataset scalability study (D1–D3, 3.8–40 GB) a one-way ANOVA shows throughput differs significantly between datasets (p = 0.017) while a log-volume regression detects no monotonic trend (slope 95% CI includes zero), indicating that throughput is governed by file-size distribution — via the fixed per-file ML-KEM cost — rather than by total volume, with AES-GCM strong scaling peaking near four threads (parallel efficiency 0.30); (iv) an ablation study reveals that removing ML-KEM raises binary throughput from 578 MB/s to 913 MB/s, while adding gzip compression collapses it to 25 MB/s on high-entropy MP4 data. The primary contribution is a system-level integration and reproducible joint evaluation of three complementary security layers — learned compression, standardised AEAD, and post-quantum KEM — on real multi-format data; a combination not yet jointly evaluated in an integrated, reproducible experimental setting in the literature.</w:t>
       </w:r>
     </w:p>
     <w:p>
@@ -2629,7 +2629,7 @@
                 <w:i w:val="0"/>
                 <w:sz w:val="18"/>
               </w:rPr>
-              <w:t>Training (prototype)</w:t>
+              <w:t>Training (30 epochs, β=0.01)</w:t>
             </w:r>
           </w:p>
         </w:tc>
@@ -2644,7 +2644,7 @@
                 <w:i w:val="0"/>
                 <w:sz w:val="18"/>
               </w:rPr>
-              <w:t>Adam lr = 1e-3; 2 epochs (fast debug); 80/20 split on image subset</w:t>
+              <w:t>Adam lr = 5×10⁻⁴; 30 epochs; β = 0.01 (KL-balanced); 80/20 split on image subset</w:t>
             </w:r>
           </w:p>
         </w:tc>
@@ -2659,7 +2659,7 @@
                 <w:i w:val="0"/>
                 <w:sz w:val="18"/>
               </w:rPr>
-              <w:t>Val. MSE loss: 0.036; Val. PSNR: 14.48 dB; 75 images</w:t>
+              <w:t>Best val. PSNR: 14.85 dB (epoch 28); val. MSE: 0.033; KL: 0.05–0.14; 75 images; posterior collapse resolved</w:t>
             </w:r>
           </w:p>
         </w:tc>
@@ -2731,7 +2731,7 @@
         <w:rPr>
           <w:sz w:val="22"/>
         </w:rPr>
-        <w:t>The VAE is trained exclusively on the image subset of D1. At inference, a single trained model is applied to all file types. For binary and tabular files, the VAE outputs a latent vector (k = 128, float32) that is serialised and passed to AES-256-GCM — no effective compression is achieved (CR ≈ 95–98%), but the pipeline remains architecturally consistent. The VAE provides no cryptographic guarantee: z is treated as plaintext. Note: the 2-epoch run is a fast validation prototype; production training targets 20 epochs with perceptual loss terms.</w:t>
+        <w:t>The VAE is trained exclusively on the image subset of D1. At inference, a single trained model is applied to all file types. For binary and tabular files, the VAE outputs a latent vector (k = 128, float32) that is serialised and passed to AES-256-GCM — no effective compression is achieved (CR ≈ 95–98%), but the pipeline remains architecturally consistent. The VAE provides no cryptographic guarantee: z is treated as plaintext. A 30-epoch training run with β = 0.01 resolved the posterior collapse observed in the initial 2-epoch run (KL rose from ≈10⁻⁵ to 0.05–0.14), yielding input-specific reconstructions with best val. PSNR = 14.85 dB.</w:t>
       </w:r>
     </w:p>
     <w:p>
@@ -2887,7 +2887,19 @@
         <w:rPr>
           <w:sz w:val="22"/>
         </w:rPr>
-        <w:t>D1: 3.79 GB, 126 files (75 JPEG images, 50 MP4 binaries, 1 JSON text file) — prototype benchmark covering compression quality, latency breakdown, ablation study, and scalability evaluation. Measurements are repeated 10 times per data-size point; results are reported as median [IQR] to limit outlier influence. SHA-256 checksums and library version manifests are stored with all CSV outputs for reproducibility.</w:t>
+        <w:t>D1: 3.79 GB, 126 files (75 JPEG images, 50 MP4 binaries, 1 JSON text file) — a real-world benchmark covering compression quality, latency breakdown, the ablation study, and the baseline of the scalability evaluation. Per-layer measurements are reported as median [IQR] to limit outlier influence. SHA-256 checksums and library version manifests are stored with all CSV outputs for reproducibility.</w:t>
+      </w:r>
+    </w:p>
+    <w:p>
+      <w:pPr>
+        <w:spacing w:before="0" w:after="120"/>
+        <w:ind w:firstLine="283"/>
+      </w:pPr>
+      <w:r>
+        <w:rPr>
+          <w:sz w:val="22"/>
+        </w:rPr>
+        <w:t>For the cross-dataset scalability study (Section 5.6) we additionally construct two larger datasets that hold the pipeline fixed while varying volume and composition: D2 (15.0 GB, 23,785 files) mixes generated multimedia, system logs, PCAP-style binary, and tabular telemetry in roughly 40/30/20/10 proportion, and D3 (40.0 GB, 835 files) is high-entropy-binary dominant to stress the no-compression, KEM-and-AES-bound regime. Because real corpora at these volumes were not available on the evaluation host, D2 and D3 are procedurally generated to controlled size and file-type distributions (the builder and its SHA-256 manifests are released with the reproducibility package); this is appropriate for a throughput characterisation, which depends on file-size distribution and byte volume rather than semantic content. Each dataset is measured over three independent replicates, and D2 additionally serves as the fixed workload for the strong-scaling (thread-parallelism) experiment.</w:t>
       </w:r>
     </w:p>
     <w:p>
@@ -3318,7 +3330,7 @@
                 <w:i w:val="0"/>
                 <w:sz w:val="18"/>
               </w:rPr>
-              <w:t>14.48 dB PSNR (2-epoch prototype)</w:t>
+              <w:t>14.85 dB PSNR (30-epoch, β=0.01); SSIM: 0.46 (gradient) – 0.95 (gray)</w:t>
             </w:r>
           </w:p>
         </w:tc>
@@ -3442,7 +3454,7 @@
         <w:rPr>
           <w:sz w:val="22"/>
         </w:rPr>
-        <w:t>Figure 5 compares compression ratios by algorithm on D1. Classical lossless compressors (gzip, bzip2, brotli, zstd) applied to already-compressed JPEG images achieve a compression ratio of ≈ 1.0× (SSIM = 1.00, PSNR = 99.0 dB), confirming that JPEG files are near-incompressible by classical lossless methods. Binary MP4 files are similarly incompressible: zstd achieves only ≈ 1.26× on video content. The VAE encodes a 32×32 RGB thumbnail to a 128-dim latent vector (6× compression on the resized input) but at the cost of significant information loss (PSNR = 14.48 dB after 2 epochs — prototype level). This result is reported explicitly rather than selectively.</w:t>
+        <w:t>Figure 5 compares compression ratios by algorithm on D1. Classical lossless compressors (gzip, bzip2, brotli, zstd) applied to already-compressed JPEG images achieve a compression ratio of ≈ 1.0× (SSIM = 1.00, PSNR = 99.0 dB), confirming that JPEG files are near-incompressible by classical lossless methods. Binary MP4 files are similarly incompressible: zstd achieves only ≈ 1.26× on video content. The VAE encodes a 32×32 RGB thumbnail to a 128-dim latent vector (6× compression on the resized input) but at the cost of information loss: after a 30-epoch training run with β = 0.01, the best validation PSNR is 14.85 dB. This result is reported explicitly rather than selectively.</w:t>
       </w:r>
     </w:p>
     <w:p>
@@ -3570,7 +3582,7 @@
         <w:rPr>
           <w:sz w:val="22"/>
         </w:rPr>
-        <w:t>Figure 7 shows the VAE training history. The 2-epoch prototype reaches val. PSNR = 14.48 dB and val. MSE = 0.036. Production training (20 epochs with perceptual loss) is expected to raise PSNR significantly.</w:t>
+        <w:t>Figure 7 shows the VAE training history across 30 epochs (β = 0.01, lr = 5×10⁻⁴). The KL term rose from near-zero (≈10⁻⁵) at epoch 1 to a stable 0.05–0.14 range by epoch 15, confirming that the posterior collapse present in the initial 2-epoch run was resolved. Best validation PSNR = 14.85 dB was reached at epoch 28 (val. MSE = 0.033).</w:t>
       </w:r>
     </w:p>
     <w:p>
@@ -3622,7 +3634,7 @@
           <w:b/>
           <w:sz w:val="18"/>
         </w:rPr>
-        <w:t>Fig. 7  VAE training history: ELBO loss components and validation PSNR over epochs (2-epoch prototype shown; 80/20 train/validation split on image subset of D1).</w:t>
+        <w:t>Fig. 7  VAE training history: ELBO loss components (recon + β·KL) and validation PSNR over 30 epochs (β = 0.01; 80/20 train/validation split on image subset of D1). KL rises from ≈10⁻⁵ to 0.05–0.14, confirming posterior collapse resolution.</w:t>
       </w:r>
     </w:p>
     <w:p>
@@ -3634,7 +3646,7 @@
         <w:rPr>
           <w:sz w:val="22"/>
         </w:rPr>
-        <w:t>Figure 8 shows sample VAE reconstructions from the 2-epoch prototype. Gray outputs on non-image inputs confirm that the image-trained VAE provides no meaningful reconstruction for binary data — a known and explicitly reported limitation.</w:t>
+        <w:t>Figure 8 shows VAE reconstruction quality across six synthetic 32×32 test patterns after 30-epoch β=0.01 training. Reconstructions are now content-specific (not uniformly gray), confirming that posterior collapse was resolved. SSIM varies strongly by pattern complexity: smooth/low-frequency inputs reconstruct best (gradient SSIM = 0.464; uniform gray SSIM = 0.945), while high-frequency patterns remain challenging with the current dataset size of 68 training images (noise SSIM = 0.011; checkerboard SSIM = 0.019). The brownish cast in most reconstructions reflects the warm-toned mean of the training image set — a known bias of MSE-trained VAEs on small datasets.</w:t>
       </w:r>
     </w:p>
     <w:p>
@@ -3686,7 +3698,7 @@
           <w:b/>
           <w:sz w:val="18"/>
         </w:rPr>
-        <w:t>Fig. 8  VAE reconstruction examples (2-epoch prototype). Top: original 32×32 inputs. Bottom: VAE reconstructions. Gray outputs indicate out-of-distribution binary inputs.</w:t>
+        <w:t>Fig. 8  VAE reconstruction quality (30-epoch, β=0.01). Top row: six 32×32 test patterns. Bottom row: VAE reconstructions with SSIM scores. Smooth inputs (gradient 0.464, uniform 0.945) reconstruct well; high-frequency patterns (checkerboard 0.019, noise 0.011) remain challenging. All outputs are content-specific — posterior collapse is resolved.</w:t>
       </w:r>
     </w:p>
     <w:p>
@@ -6407,46 +6419,7 @@
         <w:rPr>
           <w:sz w:val="22"/>
         </w:rPr>
-        <w:t>Figure 14 summarises the scalability experiment on D1 (7 cumulative data points from 0.60 GB to 3.79 GB). Linear regression over throughput-vs-size: slope β = −0.09 MB/s/GB, R² &lt; 0.01. The near-zero R² indicates no statistically significant throughput trend across the measured range — throughput fluctuates between 819 and 1,056 MB/s with a mean of 941.5 MB/s. There is no evidence of throughput collapse in the 0.6–3.79 GB range.</w:t>
-      </w:r>
-    </w:p>
-    <w:p>
-      <w:pPr>
-        <w:jc w:val="center"/>
-      </w:pPr>
-      <w:r>
-        <w:drawing>
-          <wp:inline xmlns:a="http://schemas.openxmlformats.org/drawingml/2006/main" xmlns:pic="http://schemas.openxmlformats.org/drawingml/2006/picture">
-            <wp:extent cx="5029200" cy="2092801"/>
-            <wp:docPr id="15" name="Picture 15"/>
-            <wp:cNvGraphicFramePr>
-              <a:graphicFrameLocks noChangeAspect="1"/>
-            </wp:cNvGraphicFramePr>
-            <a:graphic>
-              <a:graphicData uri="http://schemas.openxmlformats.org/drawingml/2006/picture">
-                <pic:pic>
-                  <pic:nvPicPr>
-                    <pic:cNvPr id="0" name="fig09_scalability_scatter.png"/>
-                    <pic:cNvPicPr/>
-                  </pic:nvPicPr>
-                  <pic:blipFill>
-                    <a:blip r:embed="rId23"/>
-                    <a:stretch>
-                      <a:fillRect/>
-                    </a:stretch>
-                  </pic:blipFill>
-                  <pic:spPr>
-                    <a:xfrm>
-                      <a:off x="0" y="0"/>
-                      <a:ext cx="5029200" cy="2092801"/>
-                    </a:xfrm>
-                    <a:prstGeom prst="rect"/>
-                  </pic:spPr>
-                </pic:pic>
-              </a:graphicData>
-            </a:graphic>
-          </wp:inline>
-        </w:drawing>
+        <w:t>We characterise throughput across three independently constructed datasets — D1 (3.79 GB, image-dominant real data), D2 (15.0 GB, mixed multimedia + logs + PCAP + tabular), and D3 (40.0 GB, high-entropy binary dominant) — spanning approximately one order of magnitude in cumulative volume (3.8–40 GB). For each dataset we execute three independent measurement replicates on the same node and record, per file, the latency of each pipeline stage (ML-KEM, AES-GCM, I/O), aggregate throughput T_bytes (MB/s) and T_files (files/s), tail latency (p50/p95/p99), peak resident memory, CPU utilisation, and cryptographic correctness (100 random decrypt–verify round-trips per run). All runs use ML-KEM-1024 under the pure-Python shim on a single CPU-only node; absolute latencies therefore reflect this implementation context rather than optimised native-liboqs hardware.</w:t>
       </w:r>
     </w:p>
     <w:p>
@@ -6459,20 +6432,7 @@
           <w:b/>
           <w:sz w:val="18"/>
         </w:rPr>
-        <w:t>Fig. 14  Scalability on D1 (7 data points, 0.60–3.79 GB): throughput with linear regression fit. Slope β = −0.09 MB/s/GB, R² &lt; 0.01 (essentially flat).</w:t>
-      </w:r>
-    </w:p>
-    <w:p>
-      <w:pPr>
-        <w:spacing w:before="40" w:after="120"/>
-        <w:jc w:val="center"/>
-      </w:pPr>
-      <w:r>
-        <w:rPr>
-          <w:b/>
-          <w:sz w:val="18"/>
-        </w:rPr>
-        <w:t>Table 10. Scalability results on D1 (3.79 GB, 126 files).</w:t>
+        <w:t>Table 10. Weak-scaling results across D1–D3 (mean ± standard deviation over three replicates). CV = coefficient of variation of T_bytes.</w:t>
       </w:r>
     </w:p>
     <w:tbl>
@@ -6482,36 +6442,68 @@
         <w:tblLook w:firstColumn="1" w:firstRow="1" w:lastColumn="0" w:lastRow="0" w:noHBand="0" w:noVBand="1" w:val="04A0"/>
       </w:tblPr>
       <w:tblGrid>
-        <w:gridCol w:w="2340"/>
-        <w:gridCol w:w="2340"/>
-        <w:gridCol w:w="2340"/>
-        <w:gridCol w:w="2340"/>
+        <w:gridCol w:w="1170"/>
+        <w:gridCol w:w="1170"/>
+        <w:gridCol w:w="1170"/>
+        <w:gridCol w:w="1170"/>
+        <w:gridCol w:w="1170"/>
+        <w:gridCol w:w="1170"/>
+        <w:gridCol w:w="1170"/>
+        <w:gridCol w:w="1170"/>
       </w:tblGrid>
       <w:tr>
         <w:tc>
           <w:tcPr>
-            <w:tcW w:type="dxa" w:w="2340"/>
+            <w:tcW w:type="dxa" w:w="1170"/>
             <w:shd w:val="clear" w:color="auto" w:fill="D9E1F2"/>
           </w:tcPr>
           <w:p/>
         </w:tc>
         <w:tc>
           <w:tcPr>
-            <w:tcW w:type="dxa" w:w="2340"/>
+            <w:tcW w:type="dxa" w:w="1170"/>
             <w:shd w:val="clear" w:color="auto" w:fill="D9E1F2"/>
           </w:tcPr>
           <w:p/>
         </w:tc>
         <w:tc>
           <w:tcPr>
-            <w:tcW w:type="dxa" w:w="2340"/>
+            <w:tcW w:type="dxa" w:w="1170"/>
             <w:shd w:val="clear" w:color="auto" w:fill="D9E1F2"/>
           </w:tcPr>
           <w:p/>
         </w:tc>
         <w:tc>
           <w:tcPr>
-            <w:tcW w:type="dxa" w:w="2340"/>
+            <w:tcW w:type="dxa" w:w="1170"/>
+            <w:shd w:val="clear" w:color="auto" w:fill="D9E1F2"/>
+          </w:tcPr>
+          <w:p/>
+        </w:tc>
+        <w:tc>
+          <w:tcPr>
+            <w:tcW w:type="dxa" w:w="1170"/>
+            <w:shd w:val="clear" w:color="auto" w:fill="D9E1F2"/>
+          </w:tcPr>
+          <w:p/>
+        </w:tc>
+        <w:tc>
+          <w:tcPr>
+            <w:tcW w:type="dxa" w:w="1170"/>
+            <w:shd w:val="clear" w:color="auto" w:fill="D9E1F2"/>
+          </w:tcPr>
+          <w:p/>
+        </w:tc>
+        <w:tc>
+          <w:tcPr>
+            <w:tcW w:type="dxa" w:w="1170"/>
+            <w:shd w:val="clear" w:color="auto" w:fill="D9E1F2"/>
+          </w:tcPr>
+          <w:p/>
+        </w:tc>
+        <w:tc>
+          <w:tcPr>
+            <w:tcW w:type="dxa" w:w="1170"/>
             <w:shd w:val="clear" w:color="auto" w:fill="D9E1F2"/>
           </w:tcPr>
           <w:p/>
@@ -6520,185 +6512,243 @@
       <w:tr>
         <w:tc>
           <w:tcPr>
-            <w:tcW w:type="dxa" w:w="2340"/>
+            <w:tcW w:type="dxa" w:w="1170"/>
           </w:tcPr>
           <w:p>
             <w:r>
               <w:rPr>
                 <w:b/>
                 <w:i w:val="0"/>
-                <w:sz w:val="18"/>
+                <w:sz w:val="16"/>
               </w:rPr>
-              <w:t>Data processed (GB)</w:t>
+              <w:t>Dataset</w:t>
             </w:r>
           </w:p>
         </w:tc>
         <w:tc>
           <w:tcPr>
-            <w:tcW w:type="dxa" w:w="2340"/>
+            <w:tcW w:type="dxa" w:w="1170"/>
           </w:tcPr>
           <w:p>
             <w:r>
               <w:rPr>
                 <w:b/>
                 <w:i w:val="0"/>
-                <w:sz w:val="18"/>
+                <w:sz w:val="16"/>
               </w:rPr>
-              <w:t>Throughput (MB/s)</w:t>
+              <w:t>Volume (GB)</w:t>
             </w:r>
           </w:p>
         </w:tc>
         <w:tc>
           <w:tcPr>
-            <w:tcW w:type="dxa" w:w="2340"/>
+            <w:tcW w:type="dxa" w:w="1170"/>
           </w:tcPr>
           <w:p>
             <w:r>
               <w:rPr>
                 <w:b/>
                 <w:i w:val="0"/>
-                <w:sz w:val="18"/>
+                <w:sz w:val="16"/>
               </w:rPr>
-              <w:t>Latency (s)</w:t>
+              <w:t>Files</w:t>
             </w:r>
           </w:p>
         </w:tc>
         <w:tc>
           <w:tcPr>
-            <w:tcW w:type="dxa" w:w="2340"/>
+            <w:tcW w:type="dxa" w:w="1170"/>
           </w:tcPr>
           <w:p>
             <w:r>
               <w:rPr>
                 <w:b/>
                 <w:i w:val="0"/>
-                <w:sz w:val="18"/>
+                <w:sz w:val="16"/>
               </w:rPr>
-              <w:t>Files</w:t>
+              <w:t>T_bytes (MB/s)</w:t>
             </w:r>
           </w:p>
         </w:tc>
+        <w:tc>
+          <w:tcPr>
+            <w:tcW w:type="dxa" w:w="1170"/>
+          </w:tcPr>
+          <w:p>
+            <w:r>
+              <w:rPr>
+                <w:b/>
+                <w:i w:val="0"/>
+                <w:sz w:val="16"/>
+              </w:rPr>
+              <w:t>CV</w:t>
+            </w:r>
+          </w:p>
+        </w:tc>
+        <w:tc>
+          <w:tcPr>
+            <w:tcW w:type="dxa" w:w="1170"/>
+          </w:tcPr>
+          <w:p>
+            <w:r>
+              <w:rPr>
+                <w:b/>
+                <w:i w:val="0"/>
+                <w:sz w:val="16"/>
+              </w:rPr>
+              <w:t>p95 (ms)</w:t>
+            </w:r>
+          </w:p>
+        </w:tc>
+        <w:tc>
+          <w:tcPr>
+            <w:tcW w:type="dxa" w:w="1170"/>
+          </w:tcPr>
+          <w:p>
+            <w:r>
+              <w:rPr>
+                <w:b/>
+                <w:i w:val="0"/>
+                <w:sz w:val="16"/>
+              </w:rPr>
+              <w:t>CPU %</w:t>
+            </w:r>
+          </w:p>
+        </w:tc>
+        <w:tc>
+          <w:tcPr>
+            <w:tcW w:type="dxa" w:w="1170"/>
+          </w:tcPr>
+          <w:p>
+            <w:r>
+              <w:rPr>
+                <w:b/>
+                <w:i w:val="0"/>
+                <w:sz w:val="16"/>
+              </w:rPr>
+              <w:t>KEM/AES fail</w:t>
+            </w:r>
+          </w:p>
+        </w:tc>
       </w:tr>
       <w:tr>
         <w:tc>
           <w:tcPr>
-            <w:tcW w:type="dxa" w:w="2340"/>
+            <w:tcW w:type="dxa" w:w="1170"/>
           </w:tcPr>
           <w:p>
             <w:r>
               <w:rPr>
                 <w:b w:val="0"/>
                 <w:i w:val="0"/>
-                <w:sz w:val="18"/>
+                <w:sz w:val="16"/>
               </w:rPr>
-              <w:t>0.60</w:t>
+              <w:t>D1</w:t>
             </w:r>
           </w:p>
         </w:tc>
         <w:tc>
           <w:tcPr>
-            <w:tcW w:type="dxa" w:w="2340"/>
+            <w:tcW w:type="dxa" w:w="1170"/>
           </w:tcPr>
           <w:p>
             <w:r>
               <w:rPr>
                 <w:b w:val="0"/>
                 <w:i w:val="0"/>
-                <w:sz w:val="18"/>
+                <w:sz w:val="16"/>
               </w:rPr>
-              <w:t>819.4</w:t>
+              <w:t>3.79</w:t>
             </w:r>
           </w:p>
         </w:tc>
         <w:tc>
           <w:tcPr>
-            <w:tcW w:type="dxa" w:w="2340"/>
+            <w:tcW w:type="dxa" w:w="1170"/>
           </w:tcPr>
           <w:p>
             <w:r>
               <w:rPr>
                 <w:b w:val="0"/>
                 <w:i w:val="0"/>
-                <w:sz w:val="18"/>
+                <w:sz w:val="16"/>
               </w:rPr>
-              <w:t>0.75</w:t>
+              <w:t>126</w:t>
             </w:r>
           </w:p>
         </w:tc>
         <w:tc>
           <w:tcPr>
-            <w:tcW w:type="dxa" w:w="2340"/>
+            <w:tcW w:type="dxa" w:w="1170"/>
           </w:tcPr>
           <w:p>
             <w:r>
               <w:rPr>
                 <w:b w:val="0"/>
                 <w:i w:val="0"/>
-                <w:sz w:val="18"/>
+                <w:sz w:val="16"/>
               </w:rPr>
-              <w:t>53</w:t>
+              <w:t>255.5 ± 48.2</w:t>
             </w:r>
           </w:p>
         </w:tc>
-      </w:tr>
-      <w:tr>
-        <w:tc>
-          <w:tcPr>
-            <w:tcW w:type="dxa" w:w="2340"/>
+        <w:tc>
+          <w:tcPr>
+            <w:tcW w:type="dxa" w:w="1170"/>
           </w:tcPr>
           <w:p>
             <w:r>
               <w:rPr>
                 <w:b w:val="0"/>
                 <w:i w:val="0"/>
-                <w:sz w:val="18"/>
+                <w:sz w:val="16"/>
               </w:rPr>
-              <w:t>1.16</w:t>
+              <w:t>19%</w:t>
             </w:r>
           </w:p>
         </w:tc>
         <w:tc>
           <w:tcPr>
-            <w:tcW w:type="dxa" w:w="2340"/>
+            <w:tcW w:type="dxa" w:w="1170"/>
           </w:tcPr>
           <w:p>
             <w:r>
               <w:rPr>
                 <w:b w:val="0"/>
                 <w:i w:val="0"/>
-                <w:sz w:val="18"/>
+                <w:sz w:val="16"/>
               </w:rPr>
-              <w:t>1,056.3</w:t>
+              <w:t>440</w:t>
             </w:r>
           </w:p>
         </w:tc>
         <w:tc>
           <w:tcPr>
-            <w:tcW w:type="dxa" w:w="2340"/>
+            <w:tcW w:type="dxa" w:w="1170"/>
           </w:tcPr>
           <w:p>
             <w:r>
               <w:rPr>
                 <w:b w:val="0"/>
                 <w:i w:val="0"/>
-                <w:sz w:val="18"/>
+                <w:sz w:val="16"/>
               </w:rPr>
-              <w:t>0.95</w:t>
+              <w:t>12.0</w:t>
             </w:r>
           </w:p>
         </w:tc>
         <w:tc>
           <w:tcPr>
-            <w:tcW w:type="dxa" w:w="2340"/>
+            <w:tcW w:type="dxa" w:w="1170"/>
           </w:tcPr>
           <w:p>
             <w:r>
               <w:rPr>
                 <w:b w:val="0"/>
                 <w:i w:val="0"/>
-                <w:sz w:val="18"/>
+                <w:sz w:val="16"/>
               </w:rPr>
-              <w:t>71</w:t>
+              <w:t>0 / 0</w:t>
             </w:r>
           </w:p>
         </w:tc>
@@ -6706,123 +6756,121 @@
       <w:tr>
         <w:tc>
           <w:tcPr>
-            <w:tcW w:type="dxa" w:w="2340"/>
+            <w:tcW w:type="dxa" w:w="1170"/>
           </w:tcPr>
           <w:p>
             <w:r>
               <w:rPr>
                 <w:b w:val="0"/>
                 <w:i w:val="0"/>
-                <w:sz w:val="18"/>
+                <w:sz w:val="16"/>
               </w:rPr>
-              <w:t>1.66</w:t>
+              <w:t>D2</w:t>
             </w:r>
           </w:p>
         </w:tc>
         <w:tc>
           <w:tcPr>
-            <w:tcW w:type="dxa" w:w="2340"/>
+            <w:tcW w:type="dxa" w:w="1170"/>
           </w:tcPr>
           <w:p>
             <w:r>
               <w:rPr>
                 <w:b w:val="0"/>
                 <w:i w:val="0"/>
-                <w:sz w:val="18"/>
+                <w:sz w:val="16"/>
               </w:rPr>
-              <w:t>1,014.6</w:t>
+              <w:t>15.00</w:t>
             </w:r>
           </w:p>
         </w:tc>
         <w:tc>
           <w:tcPr>
-            <w:tcW w:type="dxa" w:w="2340"/>
+            <w:tcW w:type="dxa" w:w="1170"/>
           </w:tcPr>
           <w:p>
             <w:r>
               <w:rPr>
                 <w:b w:val="0"/>
                 <w:i w:val="0"/>
-                <w:sz w:val="18"/>
+                <w:sz w:val="16"/>
               </w:rPr>
-              <w:t>1.27</w:t>
+              <w:t>23,785</w:t>
             </w:r>
           </w:p>
         </w:tc>
         <w:tc>
           <w:tcPr>
-            <w:tcW w:type="dxa" w:w="2340"/>
+            <w:tcW w:type="dxa" w:w="1170"/>
           </w:tcPr>
           <w:p>
             <w:r>
               <w:rPr>
                 <w:b w:val="0"/>
                 <w:i w:val="0"/>
-                <w:sz w:val="18"/>
+                <w:sz w:val="16"/>
               </w:rPr>
-              <w:t>78</w:t>
+              <w:t>8.1 ± 5.9</w:t>
             </w:r>
           </w:p>
         </w:tc>
-      </w:tr>
-      <w:tr>
-        <w:tc>
-          <w:tcPr>
-            <w:tcW w:type="dxa" w:w="2340"/>
+        <w:tc>
+          <w:tcPr>
+            <w:tcW w:type="dxa" w:w="1170"/>
           </w:tcPr>
           <w:p>
             <w:r>
               <w:rPr>
                 <w:b w:val="0"/>
                 <w:i w:val="0"/>
-                <w:sz w:val="18"/>
+                <w:sz w:val="16"/>
               </w:rPr>
-              <w:t>2.34</w:t>
+              <w:t>73%</w:t>
             </w:r>
           </w:p>
         </w:tc>
         <w:tc>
           <w:tcPr>
-            <w:tcW w:type="dxa" w:w="2340"/>
+            <w:tcW w:type="dxa" w:w="1170"/>
           </w:tcPr>
           <w:p>
             <w:r>
               <w:rPr>
                 <w:b w:val="0"/>
                 <w:i w:val="0"/>
-                <w:sz w:val="18"/>
+                <w:sz w:val="16"/>
               </w:rPr>
-              <w:t>949.6</w:t>
+              <w:t>77</w:t>
             </w:r>
           </w:p>
         </w:tc>
         <w:tc>
           <w:tcPr>
-            <w:tcW w:type="dxa" w:w="2340"/>
+            <w:tcW w:type="dxa" w:w="1170"/>
           </w:tcPr>
           <w:p>
             <w:r>
               <w:rPr>
                 <w:b w:val="0"/>
                 <w:i w:val="0"/>
-                <w:sz w:val="18"/>
+                <w:sz w:val="16"/>
               </w:rPr>
-              <w:t>1.82</w:t>
+              <w:t>6.9</w:t>
             </w:r>
           </w:p>
         </w:tc>
         <w:tc>
           <w:tcPr>
-            <w:tcW w:type="dxa" w:w="2340"/>
+            <w:tcW w:type="dxa" w:w="1170"/>
           </w:tcPr>
           <w:p>
             <w:r>
               <w:rPr>
                 <w:b w:val="0"/>
                 <w:i w:val="0"/>
-                <w:sz w:val="18"/>
+                <w:sz w:val="16"/>
               </w:rPr>
-              <w:t>90</w:t>
+              <w:t>0 / 0</w:t>
             </w:r>
           </w:p>
         </w:tc>
@@ -6830,185 +6878,121 @@
       <w:tr>
         <w:tc>
           <w:tcPr>
-            <w:tcW w:type="dxa" w:w="2340"/>
+            <w:tcW w:type="dxa" w:w="1170"/>
           </w:tcPr>
           <w:p>
             <w:r>
               <w:rPr>
                 <w:b w:val="0"/>
                 <w:i w:val="0"/>
-                <w:sz w:val="18"/>
+                <w:sz w:val="16"/>
               </w:rPr>
-              <w:t>2.87</w:t>
+              <w:t>D3</w:t>
             </w:r>
           </w:p>
         </w:tc>
         <w:tc>
           <w:tcPr>
-            <w:tcW w:type="dxa" w:w="2340"/>
+            <w:tcW w:type="dxa" w:w="1170"/>
           </w:tcPr>
           <w:p>
             <w:r>
               <w:rPr>
                 <w:b w:val="0"/>
                 <w:i w:val="0"/>
-                <w:sz w:val="18"/>
+                <w:sz w:val="16"/>
               </w:rPr>
-              <w:t>834.9</w:t>
+              <w:t>40.00</w:t>
             </w:r>
           </w:p>
         </w:tc>
         <w:tc>
           <w:tcPr>
-            <w:tcW w:type="dxa" w:w="2340"/>
+            <w:tcW w:type="dxa" w:w="1170"/>
           </w:tcPr>
           <w:p>
             <w:r>
               <w:rPr>
                 <w:b w:val="0"/>
                 <w:i w:val="0"/>
-                <w:sz w:val="18"/>
+                <w:sz w:val="16"/>
               </w:rPr>
-              <w:t>2.46</w:t>
+              <w:t>835</w:t>
             </w:r>
           </w:p>
         </w:tc>
         <w:tc>
           <w:tcPr>
-            <w:tcW w:type="dxa" w:w="2340"/>
+            <w:tcW w:type="dxa" w:w="1170"/>
           </w:tcPr>
           <w:p>
             <w:r>
               <w:rPr>
                 <w:b w:val="0"/>
                 <w:i w:val="0"/>
-                <w:sz w:val="18"/>
+                <w:sz w:val="16"/>
               </w:rPr>
-              <w:t>108</w:t>
+              <w:t>135.1 ± 116.1</w:t>
             </w:r>
           </w:p>
         </w:tc>
-      </w:tr>
-      <w:tr>
-        <w:tc>
-          <w:tcPr>
-            <w:tcW w:type="dxa" w:w="2340"/>
+        <w:tc>
+          <w:tcPr>
+            <w:tcW w:type="dxa" w:w="1170"/>
           </w:tcPr>
           <w:p>
             <w:r>
               <w:rPr>
                 <w:b w:val="0"/>
                 <w:i w:val="0"/>
-                <w:sz w:val="18"/>
+                <w:sz w:val="16"/>
               </w:rPr>
-              <w:t>3.30</w:t>
+              <w:t>86%</w:t>
             </w:r>
           </w:p>
         </w:tc>
         <w:tc>
           <w:tcPr>
-            <w:tcW w:type="dxa" w:w="2340"/>
+            <w:tcW w:type="dxa" w:w="1170"/>
           </w:tcPr>
           <w:p>
             <w:r>
               <w:rPr>
                 <w:b w:val="0"/>
                 <w:i w:val="0"/>
-                <w:sz w:val="18"/>
+                <w:sz w:val="16"/>
               </w:rPr>
-              <w:t>961.4</w:t>
+              <w:t>810</w:t>
             </w:r>
           </w:p>
         </w:tc>
         <w:tc>
           <w:tcPr>
-            <w:tcW w:type="dxa" w:w="2340"/>
+            <w:tcW w:type="dxa" w:w="1170"/>
           </w:tcPr>
           <w:p>
             <w:r>
               <w:rPr>
                 <w:b w:val="0"/>
                 <w:i w:val="0"/>
-                <w:sz w:val="18"/>
+                <w:sz w:val="16"/>
               </w:rPr>
-              <w:t>2.34</w:t>
+              <w:t>6.9</w:t>
             </w:r>
           </w:p>
         </w:tc>
         <w:tc>
           <w:tcPr>
-            <w:tcW w:type="dxa" w:w="2340"/>
+            <w:tcW w:type="dxa" w:w="1170"/>
           </w:tcPr>
           <w:p>
             <w:r>
               <w:rPr>
                 <w:b w:val="0"/>
                 <w:i w:val="0"/>
-                <w:sz w:val="18"/>
+                <w:sz w:val="16"/>
               </w:rPr>
-              <w:t>111</w:t>
-            </w:r>
-          </w:p>
-        </w:tc>
-      </w:tr>
-      <w:tr>
-        <w:tc>
-          <w:tcPr>
-            <w:tcW w:type="dxa" w:w="2340"/>
-          </w:tcPr>
-          <w:p>
-            <w:r>
-              <w:rPr>
-                <w:b w:val="0"/>
-                <w:i w:val="0"/>
-                <w:sz w:val="18"/>
-              </w:rPr>
-              <w:t>3.79</w:t>
-            </w:r>
-          </w:p>
-        </w:tc>
-        <w:tc>
-          <w:tcPr>
-            <w:tcW w:type="dxa" w:w="2340"/>
-          </w:tcPr>
-          <w:p>
-            <w:r>
-              <w:rPr>
-                <w:b w:val="0"/>
-                <w:i w:val="0"/>
-                <w:sz w:val="18"/>
-              </w:rPr>
-              <w:t>954.2</w:t>
-            </w:r>
-          </w:p>
-        </w:tc>
-        <w:tc>
-          <w:tcPr>
-            <w:tcW w:type="dxa" w:w="2340"/>
-          </w:tcPr>
-          <w:p>
-            <w:r>
-              <w:rPr>
-                <w:b w:val="0"/>
-                <w:i w:val="0"/>
-                <w:sz w:val="18"/>
-              </w:rPr>
-              <w:t>2.58</w:t>
-            </w:r>
-          </w:p>
-        </w:tc>
-        <w:tc>
-          <w:tcPr>
-            <w:tcW w:type="dxa" w:w="2340"/>
-          </w:tcPr>
-          <w:p>
-            <w:r>
-              <w:rPr>
-                <w:b w:val="0"/>
-                <w:i w:val="0"/>
-                <w:sz w:val="18"/>
-              </w:rPr>
-              <w:t>126</w:t>
+              <w:t>0 / 0</w:t>
             </w:r>
           </w:p>
         </w:tc>
@@ -7028,46 +7012,19 @@
         <w:rPr>
           <w:sz w:val="22"/>
         </w:rPr>
-        <w:t>Figure 15 shows the cumulative latency-vs-size profile. The gradual throughput variation reflects file-type composition heterogeneity across batches (image-heavy batches process faster per byte than binary-heavy batches due to the fixed KEM overhead per file), not algorithmic complexity growth in the cryptographic layers.</w:t>
+        <w:t>Figure 14 summarises the characterisation. Panel (a) reports weak scaling. Fitting throughput as a linear function of log-volume gives a slope of β = −137 MB/s per decade with a 95% bootstrap confidence interval (10,000 resamples) of [−353, 120] MB/s per decade; the interval contains zero, so we cannot reject the null hypothesis of no monotonic throughput trend at α = 0.05 (R² = 0.24, adjusted R² = 0.13). We therefore report this as a null result rather than as positive evidence of flat, volume-independent throughput. Model-adequacy tests qualify the fit: residuals are consistent with normality (Shapiro–Wilk p = 0.24) and homoscedasticity (Breusch–Pagan p = 0.11), but the Ramsey RESET test rejects the linear functional form (p = 0.01). The rejection is expected — throughput is non-monotonic in volume (255 MB/s at 3.8 GB, 8 MB/s at 15 GB, 135 MB/s at 40 GB) — so cumulative volume alone is not the governing variable.</w:t>
       </w:r>
     </w:p>
     <w:p>
       <w:pPr>
-        <w:jc w:val="center"/>
+        <w:spacing w:before="0" w:after="120"/>
+        <w:ind w:firstLine="283"/>
       </w:pPr>
       <w:r>
-        <w:drawing>
-          <wp:inline xmlns:a="http://schemas.openxmlformats.org/drawingml/2006/main" xmlns:pic="http://schemas.openxmlformats.org/drawingml/2006/picture">
-            <wp:extent cx="5029200" cy="2499360"/>
-            <wp:docPr id="16" name="Picture 16"/>
-            <wp:cNvGraphicFramePr>
-              <a:graphicFrameLocks noChangeAspect="1"/>
-            </wp:cNvGraphicFramePr>
-            <a:graphic>
-              <a:graphicData uri="http://schemas.openxmlformats.org/drawingml/2006/picture">
-                <pic:pic>
-                  <pic:nvPicPr>
-                    <pic:cNvPr id="0" name="fig10_cumulative_latency.png"/>
-                    <pic:cNvPicPr/>
-                  </pic:nvPicPr>
-                  <pic:blipFill>
-                    <a:blip r:embed="rId24"/>
-                    <a:stretch>
-                      <a:fillRect/>
-                    </a:stretch>
-                  </pic:blipFill>
-                  <pic:spPr>
-                    <a:xfrm>
-                      <a:off x="0" y="0"/>
-                      <a:ext cx="5029200" cy="2499360"/>
-                    </a:xfrm>
-                    <a:prstGeom prst="rect"/>
-                  </pic:spPr>
-                </pic:pic>
-              </a:graphicData>
-            </a:graphic>
-          </wp:inline>
-        </w:drawing>
+        <w:rPr>
+          <w:sz w:val="22"/>
+        </w:rPr>
+        <w:t>A one-way ANOVA across the three datasets confirms that the throughput distributions differ significantly (p = 0.017), and the source of the difference is file-size distribution rather than volume. Because ML-KEM key exchange is performed once per file at a fixed cost, throughput is dominated by the number of files, not the number of bytes. D2 comprises 23,785 files (the majority below 1 MB) and is consequently KEM-bound, whereas D3 holds 2.7× the data in only 835 larger files and runs an order of magnitude faster per byte. Table 11 makes this explicit: for D2 the ML-KEM stage accounts for 96% of median per-file latency (39.6 of 41.3 ms), against 68% for D1 and 43% for D3, where I/O and AES on multi-megabyte payloads become comparable.</w:t>
       </w:r>
     </w:p>
     <w:p>
@@ -7080,20 +7037,7 @@
           <w:b/>
           <w:sz w:val="18"/>
         </w:rPr>
-        <w:t>Fig. 15  Throughput stability vs. cumulative data size on D1. Variation reflects file-type composition, not cryptographic cost growth.</w:t>
-      </w:r>
-    </w:p>
-    <w:p>
-      <w:pPr>
-        <w:spacing w:before="40" w:after="120"/>
-        <w:jc w:val="center"/>
-      </w:pPr>
-      <w:r>
-        <w:rPr>
-          <w:b/>
-          <w:sz w:val="18"/>
-        </w:rPr>
-        <w:t>Table 11. Round-trip compression and fidelity by file type.</w:t>
+        <w:t>Table 11. Median per-file latency by pipeline stage (ms), averaged over replicates.</w:t>
       </w:r>
     </w:p>
     <w:tbl>
@@ -7158,7 +7102,7 @@
                 <w:i w:val="0"/>
                 <w:sz w:val="18"/>
               </w:rPr>
-              <w:t>File type</w:t>
+              <w:t>Dataset</w:t>
             </w:r>
           </w:p>
         </w:tc>
@@ -7173,7 +7117,7 @@
                 <w:i w:val="0"/>
                 <w:sz w:val="18"/>
               </w:rPr>
-              <w:t>CR</w:t>
+              <w:t>I/O read</w:t>
             </w:r>
           </w:p>
         </w:tc>
@@ -7188,7 +7132,7 @@
                 <w:i w:val="0"/>
                 <w:sz w:val="18"/>
               </w:rPr>
-              <w:t>SSIM</w:t>
+              <w:t>ML-KEM</w:t>
             </w:r>
           </w:p>
         </w:tc>
@@ -7203,7 +7147,7 @@
                 <w:i w:val="0"/>
                 <w:sz w:val="18"/>
               </w:rPr>
-              <w:t>PSNR (dB)</w:t>
+              <w:t>AES-GCM</w:t>
             </w:r>
           </w:p>
         </w:tc>
@@ -7218,7 +7162,7 @@
                 <w:i w:val="0"/>
                 <w:sz w:val="18"/>
               </w:rPr>
-              <w:t>Notes</w:t>
+              <w:t>Total</w:t>
             </w:r>
           </w:p>
         </w:tc>
@@ -7235,7 +7179,7 @@
                 <w:i w:val="0"/>
                 <w:sz w:val="18"/>
               </w:rPr>
-              <w:t>Images (JPEG, VAE 2-epoch)</w:t>
+              <w:t>D1</w:t>
             </w:r>
           </w:p>
         </w:tc>
@@ -7250,7 +7194,7 @@
                 <w:i w:val="0"/>
                 <w:sz w:val="18"/>
               </w:rPr>
-              <w:t>~6× on 32×32 input</w:t>
+              <w:t>5.59</w:t>
             </w:r>
           </w:p>
         </w:tc>
@@ -7265,7 +7209,7 @@
                 <w:i w:val="0"/>
                 <w:sz w:val="18"/>
               </w:rPr>
-              <w:t>—</w:t>
+              <w:t>39.13</w:t>
             </w:r>
           </w:p>
         </w:tc>
@@ -7280,7 +7224,7 @@
                 <w:i w:val="0"/>
                 <w:sz w:val="18"/>
               </w:rPr>
-              <w:t>14.48</w:t>
+              <w:t>9.70</w:t>
             </w:r>
           </w:p>
         </w:tc>
@@ -7295,7 +7239,7 @@
                 <w:i w:val="0"/>
                 <w:sz w:val="18"/>
               </w:rPr>
-              <w:t>Prototype; production needs 20 epochs</w:t>
+              <w:t>57.79</w:t>
             </w:r>
           </w:p>
         </w:tc>
@@ -7312,7 +7256,7 @@
                 <w:i w:val="0"/>
                 <w:sz w:val="18"/>
               </w:rPr>
-              <w:t>Images (classical lossless)</w:t>
+              <w:t>D2</w:t>
             </w:r>
           </w:p>
         </w:tc>
@@ -7327,13 +7271,291 @@
                 <w:i w:val="0"/>
                 <w:sz w:val="18"/>
               </w:rPr>
-              <w:t>~1.0×</w:t>
+              <w:t>1.16</w:t>
             </w:r>
           </w:p>
         </w:tc>
         <w:tc>
           <w:tcPr>
             <w:tcW w:type="dxa" w:w="1872"/>
+          </w:tcPr>
+          <w:p>
+            <w:r>
+              <w:rPr>
+                <w:b w:val="0"/>
+                <w:i w:val="0"/>
+                <w:sz w:val="18"/>
+              </w:rPr>
+              <w:t>39.61</w:t>
+            </w:r>
+          </w:p>
+        </w:tc>
+        <w:tc>
+          <w:tcPr>
+            <w:tcW w:type="dxa" w:w="1872"/>
+          </w:tcPr>
+          <w:p>
+            <w:r>
+              <w:rPr>
+                <w:b w:val="0"/>
+                <w:i w:val="0"/>
+                <w:sz w:val="18"/>
+              </w:rPr>
+              <w:t>0.26</w:t>
+            </w:r>
+          </w:p>
+        </w:tc>
+        <w:tc>
+          <w:tcPr>
+            <w:tcW w:type="dxa" w:w="1872"/>
+          </w:tcPr>
+          <w:p>
+            <w:r>
+              <w:rPr>
+                <w:b w:val="0"/>
+                <w:i w:val="0"/>
+                <w:sz w:val="18"/>
+              </w:rPr>
+              <w:t>41.34</w:t>
+            </w:r>
+          </w:p>
+        </w:tc>
+      </w:tr>
+      <w:tr>
+        <w:tc>
+          <w:tcPr>
+            <w:tcW w:type="dxa" w:w="1872"/>
+          </w:tcPr>
+          <w:p>
+            <w:r>
+              <w:rPr>
+                <w:b w:val="0"/>
+                <w:i w:val="0"/>
+                <w:sz w:val="18"/>
+              </w:rPr>
+              <w:t>D3</w:t>
+            </w:r>
+          </w:p>
+        </w:tc>
+        <w:tc>
+          <w:tcPr>
+            <w:tcW w:type="dxa" w:w="1872"/>
+          </w:tcPr>
+          <w:p>
+            <w:r>
+              <w:rPr>
+                <w:b w:val="0"/>
+                <w:i w:val="0"/>
+                <w:sz w:val="18"/>
+              </w:rPr>
+              <w:t>28.37</w:t>
+            </w:r>
+          </w:p>
+        </w:tc>
+        <w:tc>
+          <w:tcPr>
+            <w:tcW w:type="dxa" w:w="1872"/>
+          </w:tcPr>
+          <w:p>
+            <w:r>
+              <w:rPr>
+                <w:b w:val="0"/>
+                <w:i w:val="0"/>
+                <w:sz w:val="18"/>
+              </w:rPr>
+              <w:t>48.61</w:t>
+            </w:r>
+          </w:p>
+        </w:tc>
+        <w:tc>
+          <w:tcPr>
+            <w:tcW w:type="dxa" w:w="1872"/>
+          </w:tcPr>
+          <w:p>
+            <w:r>
+              <w:rPr>
+                <w:b w:val="0"/>
+                <w:i w:val="0"/>
+                <w:sz w:val="18"/>
+              </w:rPr>
+              <w:t>30.39</w:t>
+            </w:r>
+          </w:p>
+        </w:tc>
+        <w:tc>
+          <w:tcPr>
+            <w:tcW w:type="dxa" w:w="1872"/>
+          </w:tcPr>
+          <w:p>
+            <w:r>
+              <w:rPr>
+                <w:b w:val="0"/>
+                <w:i w:val="0"/>
+                <w:sz w:val="18"/>
+              </w:rPr>
+              <w:t>114.31</w:t>
+            </w:r>
+          </w:p>
+        </w:tc>
+      </w:tr>
+    </w:tbl>
+    <w:p>
+      <w:pPr>
+        <w:spacing w:after="40"/>
+      </w:pPr>
+    </w:p>
+    <w:p>
+      <w:pPr>
+        <w:spacing w:before="0" w:after="120"/>
+        <w:ind w:firstLine="283"/>
+      </w:pPr>
+      <w:r>
+        <w:rPr>
+          <w:sz w:val="22"/>
+        </w:rPr>
+        <w:t>Panel (b) isolates composition from volume via composition-adjusted throughput T_adj, which re-weights each dataset's per-file-type throughput to the D1 file-type composition. The adjustment yields T_adj = 382.6, 0.24, and 185.2 MB/s for D1, D2, and D3 respectively. That D2 remains an order of magnitude below the others even after normalisation confirms that its low throughput is intrinsic to its small-file, KEM-bound profile and not an artefact of comparing unlike compositions.</w:t>
+      </w:r>
+    </w:p>
+    <w:p>
+      <w:pPr>
+        <w:spacing w:before="0" w:after="120"/>
+        <w:ind w:firstLine="283"/>
+      </w:pPr>
+      <w:r>
+        <w:rPr>
+          <w:sz w:val="22"/>
+        </w:rPr>
+        <w:t>Panel (c) reports strong scaling. Fixing D2 as the workload and varying the number of AES-GCM worker threads T ∈ {1, 2, 4, 8, 16}, aggregate AES throughput rises from 588 MB/s at T = 1 to a peak of 712 MB/s at T = 4 and then plateaus, while parallel efficiency E(T) = T_thr(T)/(T·T_thr(1)) declines from 1.00 to 0.57, 0.30, 0.14, and 0.07. The AES-GCM layer therefore parallelises but with steep diminishing returns once four threads saturate memory bandwidth. Consistent with the protocol, parallelism is restricted to the AES-GCM layer: the pure-Python ML-KEM shim does not benefit from threading under the Python global interpreter lock. This sub-experiment was run on a representative 800-file subset of D2 because the strong-scaling harness holds all payloads in memory simultaneously.</w:t>
+      </w:r>
+    </w:p>
+    <w:p>
+      <w:pPr>
+        <w:spacing w:before="40" w:after="120"/>
+        <w:jc w:val="center"/>
+      </w:pPr>
+      <w:r>
+        <w:rPr>
+          <w:b/>
+          <w:sz w:val="18"/>
+        </w:rPr>
+        <w:t>Table 12. Strong scaling on D2: AES-GCM throughput and parallel efficiency vs. worker threads.</w:t>
+      </w:r>
+    </w:p>
+    <w:tbl>
+      <w:tblPr>
+        <w:tblStyle w:val="TableGrid"/>
+        <w:tblW w:type="auto" w:w="0"/>
+        <w:tblLook w:firstColumn="1" w:firstRow="1" w:lastColumn="0" w:lastRow="0" w:noHBand="0" w:noVBand="1" w:val="04A0"/>
+      </w:tblPr>
+      <w:tblGrid>
+        <w:gridCol w:w="3120"/>
+        <w:gridCol w:w="3120"/>
+        <w:gridCol w:w="3120"/>
+      </w:tblGrid>
+      <w:tr>
+        <w:tc>
+          <w:tcPr>
+            <w:tcW w:type="dxa" w:w="3120"/>
+            <w:shd w:val="clear" w:color="auto" w:fill="D9E1F2"/>
+          </w:tcPr>
+          <w:p/>
+        </w:tc>
+        <w:tc>
+          <w:tcPr>
+            <w:tcW w:type="dxa" w:w="3120"/>
+            <w:shd w:val="clear" w:color="auto" w:fill="D9E1F2"/>
+          </w:tcPr>
+          <w:p/>
+        </w:tc>
+        <w:tc>
+          <w:tcPr>
+            <w:tcW w:type="dxa" w:w="3120"/>
+            <w:shd w:val="clear" w:color="auto" w:fill="D9E1F2"/>
+          </w:tcPr>
+          <w:p/>
+        </w:tc>
+      </w:tr>
+      <w:tr>
+        <w:tc>
+          <w:tcPr>
+            <w:tcW w:type="dxa" w:w="3120"/>
+          </w:tcPr>
+          <w:p>
+            <w:r>
+              <w:rPr>
+                <w:b/>
+                <w:i w:val="0"/>
+                <w:sz w:val="18"/>
+              </w:rPr>
+              <w:t>Threads T</w:t>
+            </w:r>
+          </w:p>
+        </w:tc>
+        <w:tc>
+          <w:tcPr>
+            <w:tcW w:type="dxa" w:w="3120"/>
+          </w:tcPr>
+          <w:p>
+            <w:r>
+              <w:rPr>
+                <w:b/>
+                <w:i w:val="0"/>
+                <w:sz w:val="18"/>
+              </w:rPr>
+              <w:t>AES throughput (MB/s)</w:t>
+            </w:r>
+          </w:p>
+        </w:tc>
+        <w:tc>
+          <w:tcPr>
+            <w:tcW w:type="dxa" w:w="3120"/>
+          </w:tcPr>
+          <w:p>
+            <w:r>
+              <w:rPr>
+                <w:b/>
+                <w:i w:val="0"/>
+                <w:sz w:val="18"/>
+              </w:rPr>
+              <w:t>Parallel efficiency E(T)</w:t>
+            </w:r>
+          </w:p>
+        </w:tc>
+      </w:tr>
+      <w:tr>
+        <w:tc>
+          <w:tcPr>
+            <w:tcW w:type="dxa" w:w="3120"/>
+          </w:tcPr>
+          <w:p>
+            <w:r>
+              <w:rPr>
+                <w:b w:val="0"/>
+                <w:i w:val="0"/>
+                <w:sz w:val="18"/>
+              </w:rPr>
+              <w:t>1</w:t>
+            </w:r>
+          </w:p>
+        </w:tc>
+        <w:tc>
+          <w:tcPr>
+            <w:tcW w:type="dxa" w:w="3120"/>
+          </w:tcPr>
+          <w:p>
+            <w:r>
+              <w:rPr>
+                <w:b w:val="0"/>
+                <w:i w:val="0"/>
+                <w:sz w:val="18"/>
+              </w:rPr>
+              <w:t>588.4</w:t>
+            </w:r>
+          </w:p>
+        </w:tc>
+        <w:tc>
+          <w:tcPr>
+            <w:tcW w:type="dxa" w:w="3120"/>
           </w:tcPr>
           <w:p>
             <w:r>
@@ -7346,9 +7568,11 @@
             </w:r>
           </w:p>
         </w:tc>
-        <w:tc>
-          <w:tcPr>
-            <w:tcW w:type="dxa" w:w="1872"/>
+      </w:tr>
+      <w:tr>
+        <w:tc>
+          <w:tcPr>
+            <w:tcW w:type="dxa" w:w="3120"/>
           </w:tcPr>
           <w:p>
             <w:r>
@@ -7357,13 +7581,13 @@
                 <w:i w:val="0"/>
                 <w:sz w:val="18"/>
               </w:rPr>
-              <w:t>99.0</w:t>
+              <w:t>2</w:t>
             </w:r>
           </w:p>
         </w:tc>
         <w:tc>
           <w:tcPr>
-            <w:tcW w:type="dxa" w:w="1872"/>
+            <w:tcW w:type="dxa" w:w="3120"/>
           </w:tcPr>
           <w:p>
             <w:r>
@@ -7372,15 +7596,13 @@
                 <w:i w:val="0"/>
                 <w:sz w:val="18"/>
               </w:rPr>
-              <w:t>JPEG already compressed</w:t>
+              <w:t>666.5</w:t>
             </w:r>
           </w:p>
         </w:tc>
-      </w:tr>
-      <w:tr>
-        <w:tc>
-          <w:tcPr>
-            <w:tcW w:type="dxa" w:w="1872"/>
+        <w:tc>
+          <w:tcPr>
+            <w:tcW w:type="dxa" w:w="3120"/>
           </w:tcPr>
           <w:p>
             <w:r>
@@ -7389,13 +7611,15 @@
                 <w:i w:val="0"/>
                 <w:sz w:val="18"/>
               </w:rPr>
-              <w:t>Binary (MP4)</w:t>
+              <w:t>0.57</w:t>
             </w:r>
           </w:p>
         </w:tc>
-        <w:tc>
-          <w:tcPr>
-            <w:tcW w:type="dxa" w:w="1872"/>
+      </w:tr>
+      <w:tr>
+        <w:tc>
+          <w:tcPr>
+            <w:tcW w:type="dxa" w:w="3120"/>
           </w:tcPr>
           <w:p>
             <w:r>
@@ -7404,13 +7628,13 @@
                 <w:i w:val="0"/>
                 <w:sz w:val="18"/>
               </w:rPr>
-              <w:t>~1.0–1.26×</w:t>
+              <w:t>4</w:t>
             </w:r>
           </w:p>
         </w:tc>
         <w:tc>
           <w:tcPr>
-            <w:tcW w:type="dxa" w:w="1872"/>
+            <w:tcW w:type="dxa" w:w="3120"/>
           </w:tcPr>
           <w:p>
             <w:r>
@@ -7419,13 +7643,13 @@
                 <w:i w:val="0"/>
                 <w:sz w:val="18"/>
               </w:rPr>
-              <w:t>N/A</w:t>
+              <w:t>712.3</w:t>
             </w:r>
           </w:p>
         </w:tc>
         <w:tc>
           <w:tcPr>
-            <w:tcW w:type="dxa" w:w="1872"/>
+            <w:tcW w:type="dxa" w:w="3120"/>
           </w:tcPr>
           <w:p>
             <w:r>
@@ -7434,13 +7658,15 @@
                 <w:i w:val="0"/>
                 <w:sz w:val="18"/>
               </w:rPr>
-              <w:t>N/A</w:t>
+              <w:t>0.30</w:t>
             </w:r>
           </w:p>
         </w:tc>
-        <w:tc>
-          <w:tcPr>
-            <w:tcW w:type="dxa" w:w="1872"/>
+      </w:tr>
+      <w:tr>
+        <w:tc>
+          <w:tcPr>
+            <w:tcW w:type="dxa" w:w="3120"/>
           </w:tcPr>
           <w:p>
             <w:r>
@@ -7449,7 +7675,84 @@
                 <w:i w:val="0"/>
                 <w:sz w:val="18"/>
               </w:rPr>
-              <w:t>High-entropy; pipeline expands slightly</w:t>
+              <w:t>8</w:t>
+            </w:r>
+          </w:p>
+        </w:tc>
+        <w:tc>
+          <w:tcPr>
+            <w:tcW w:type="dxa" w:w="3120"/>
+          </w:tcPr>
+          <w:p>
+            <w:r>
+              <w:rPr>
+                <w:b w:val="0"/>
+                <w:i w:val="0"/>
+                <w:sz w:val="18"/>
+              </w:rPr>
+              <w:t>656.7</w:t>
+            </w:r>
+          </w:p>
+        </w:tc>
+        <w:tc>
+          <w:tcPr>
+            <w:tcW w:type="dxa" w:w="3120"/>
+          </w:tcPr>
+          <w:p>
+            <w:r>
+              <w:rPr>
+                <w:b w:val="0"/>
+                <w:i w:val="0"/>
+                <w:sz w:val="18"/>
+              </w:rPr>
+              <w:t>0.14</w:t>
+            </w:r>
+          </w:p>
+        </w:tc>
+      </w:tr>
+      <w:tr>
+        <w:tc>
+          <w:tcPr>
+            <w:tcW w:type="dxa" w:w="3120"/>
+          </w:tcPr>
+          <w:p>
+            <w:r>
+              <w:rPr>
+                <w:b w:val="0"/>
+                <w:i w:val="0"/>
+                <w:sz w:val="18"/>
+              </w:rPr>
+              <w:t>16</w:t>
+            </w:r>
+          </w:p>
+        </w:tc>
+        <w:tc>
+          <w:tcPr>
+            <w:tcW w:type="dxa" w:w="3120"/>
+          </w:tcPr>
+          <w:p>
+            <w:r>
+              <w:rPr>
+                <w:b w:val="0"/>
+                <w:i w:val="0"/>
+                <w:sz w:val="18"/>
+              </w:rPr>
+              <w:t>661.2</w:t>
+            </w:r>
+          </w:p>
+        </w:tc>
+        <w:tc>
+          <w:tcPr>
+            <w:tcW w:type="dxa" w:w="3120"/>
+          </w:tcPr>
+          <w:p>
+            <w:r>
+              <w:rPr>
+                <w:b w:val="0"/>
+                <w:i w:val="0"/>
+                <w:sz w:val="18"/>
+              </w:rPr>
+              <w:t>0.07</w:t>
             </w:r>
           </w:p>
         </w:tc>
@@ -7459,6 +7762,83 @@
       <w:pPr>
         <w:spacing w:after="40"/>
       </w:pPr>
+    </w:p>
+    <w:p>
+      <w:pPr>
+        <w:jc w:val="center"/>
+      </w:pPr>
+      <w:r>
+        <w:drawing>
+          <wp:inline xmlns:a="http://schemas.openxmlformats.org/drawingml/2006/main" xmlns:pic="http://schemas.openxmlformats.org/drawingml/2006/picture">
+            <wp:extent cx="5029200" cy="1578239"/>
+            <wp:docPr id="15" name="Picture 15"/>
+            <wp:cNvGraphicFramePr>
+              <a:graphicFrameLocks noChangeAspect="1"/>
+            </wp:cNvGraphicFramePr>
+            <a:graphic>
+              <a:graphicData uri="http://schemas.openxmlformats.org/drawingml/2006/picture">
+                <pic:pic>
+                  <pic:nvPicPr>
+                    <pic:cNvPr id="0" name="fig_scalability_3panel.png"/>
+                    <pic:cNvPicPr/>
+                  </pic:nvPicPr>
+                  <pic:blipFill>
+                    <a:blip r:embed="rId23"/>
+                    <a:stretch>
+                      <a:fillRect/>
+                    </a:stretch>
+                  </pic:blipFill>
+                  <pic:spPr>
+                    <a:xfrm>
+                      <a:off x="0" y="0"/>
+                      <a:ext cx="5029200" cy="1578239"/>
+                    </a:xfrm>
+                    <a:prstGeom prst="rect"/>
+                  </pic:spPr>
+                </pic:pic>
+              </a:graphicData>
+            </a:graphic>
+          </wp:inline>
+        </w:drawing>
+      </w:r>
+    </w:p>
+    <w:p>
+      <w:pPr>
+        <w:spacing w:before="40" w:after="120"/>
+        <w:jc w:val="center"/>
+      </w:pPr>
+      <w:r>
+        <w:rPr>
+          <w:b/>
+          <w:sz w:val="18"/>
+        </w:rPr>
+        <w:t>Fig. 14  Three-panel scalability characterisation. (a) Weak scaling: throughput vs. log-volume for D1–D3 (error bars = ±1 SD over three replicates); the linear fit is non-significant (slope CI includes zero). (b) Composition effect: composition-adjusted T_adj (coloured) against raw throughput (grey). (c) Strong scaling: AES-GCM parallel efficiency vs. worker threads, against the ideal E = 1.</w:t>
+      </w:r>
+    </w:p>
+    <w:p>
+      <w:pPr>
+        <w:spacing w:before="0" w:after="120"/>
+        <w:ind w:firstLine="283"/>
+      </w:pPr>
+      <w:r>
+        <w:rPr>
+          <w:sz w:val="22"/>
+        </w:rPr>
+        <w:t>Two features of the measurements warrant comment. First, tail latency is heavy: the p99/p50 ratio reaches 11× on D1 and 12× on D3, exceeding the 3× threshold at which discussion is warranted. The tail is attributable to filesystem cache misses and background OS activity on a live, non-isolated single node rather than to algorithmic cost, and it is the principal driver of the second feature: high inter-run variance (CV of 19%, 73%, and 86% for D1, D2, and D3). Both effects would be reduced by the environmental controls the protocol specifies (RAM-backed tmpfs, cache flushing, a quiescent dedicated host), which were unavailable in the present environment.</w:t>
+      </w:r>
+    </w:p>
+    <w:p>
+      <w:pPr>
+        <w:spacing w:before="40" w:after="80"/>
+      </w:pPr>
+      <w:r>
+        <w:rPr>
+          <w:b/>
+          <w:i/>
+          <w:sz w:val="22"/>
+        </w:rPr>
+        <w:t>Scope of the scalability claim. These measurements characterise pipeline behaviour on a single node under CPU-only, pure-Python execution across roughly one order of magnitude in volume (3.8–40 GB) and three distinct compositional profiles. Within this range we detect no significant volume-driven throughput trend; instead, throughput is governed by file-size distribution through the fixed per-file ML-KEM cost. Extrapolation beyond 40 GB, to native-liboqs implementations, to distributed multi-node deployments, or to the reduced-variance regime of an isolated host, lies outside the present experimental evidence and is identified as future work in Section 6.</w:t>
+      </w:r>
     </w:p>
     <w:p>
       <w:pPr>
@@ -7565,7 +7945,7 @@
         <w:rPr>
           <w:sz w:val="22"/>
         </w:rPr>
-        <w:t>Four constraints bound the interpretation of these results: (i) the CPU-only, pure-Python implementation introduces overhead not representative of bare-metal production deployment with native-compiled liboqs — all ML-KEM latency figures should be interpreted as upper bounds for this implementation context; (ii) the experimental scale (3.79 GB on a single node) is below industrial data platform volumes (petabytes on distributed clusters), and large-scale (&gt;30 GB) scalability remains uncharacterised; (iii) VAE compression benefits are specific to the image subset — binary and tabular data show near-zero compression gain, and a file-type-aware bypass router is the correct engineering remedy; (iv) the KEM-DEM composition argument remains informal — a rigorous proof in the random oracle model is left for future work.</w:t>
+        <w:t>Five constraints bound the interpretation of these results: (i) the CPU-only, pure-Python implementation introduces overhead not representative of bare-metal deployment with native-compiled liboqs — all ML-KEM latency figures should be interpreted as upper bounds for this implementation context; (ii) the experimental scale (up to 40 GB across three datasets, spanning roughly one order of magnitude on a single node) extends the original 3.79 GB baseline but does not reach the multi-decade, distributed, or TB-scale regime of industrial platforms; extending the range toward 100 GB and to native-liboqs execution is required before volume-scaling claims can be generalised; (iii) the strong-scaling measurement reports parallel efficiency for the AES-GCM layer only — the pure-Python Kyber shim does not benefit from threading under the Python GIL, and characterising KEM parallelism at scale requires a native-liboqs implementation; (iv) throughput showed high inter-run variance (coefficient of variation up to 86%) driven by filesystem-cache state on a live, non-isolated host; a quiescent machine with RAM-backed storage and cache flushing, as the measurement protocol specifies, is needed to tighten the confidence intervals; (v) VAE compression benefits remain specific to the image subset — binary and tabular data show near-zero gain, and a file-type-aware bypass router is the correct remedy — while the KEM-DEM composition argument remains informal, with a rigorous random-oracle-model proof left for future work.</w:t>
       </w:r>
     </w:p>
     <w:p>
@@ -7661,7 +8041,7 @@
         <w:rPr>
           <w:sz w:val="22"/>
         </w:rPr>
-        <w:t>VAE requires further development: 14.48 dB PSNR after 2 epochs is prototype-level; 20-epoch training with perceptual loss is the immediate next step.</w:t>
+        <w:t>VAE reconstruction: best PSNR = 14.85 dB after 30 epochs (β = 0.01); posterior collapse resolved (KL ≈ 0.05–0.14). Quality is limited by training set size (68 images); smooth patterns reconstruct well (SSIM up to 0.945) while high-frequency patterns remain challenging (SSIM as low as 0.011).</w:t>
       </w:r>
     </w:p>
     <w:p>

--- a/Article_JSA_Final.docx
+++ b/Article_JSA_Final.docx
@@ -101,7 +101,7 @@
         <w:rPr>
           <w:sz w:val="22"/>
         </w:rPr>
-        <w:t>Results show that: (i) AES-256-GCM throughput ranges from 109 MB/s (1 KB payloads) to 1,387 MB/s (64 KB payloads), confirming O(n) complexity; (ii) ML-KEM/Kyber-1024 key exchange costs 47.4 ms per operation under a pure-Python shim (keygen 12.59 ms, encaps 14.92 ms, decaps 19.90 ms); (iii) across a three-dataset scalability study (D1–D3, 3.8–40 GB) a one-way ANOVA shows throughput differs significantly between datasets (p = 0.017) while a log-volume regression detects no monotonic trend (slope 95% CI includes zero), indicating that throughput is governed by file-size distribution — via the fixed per-file ML-KEM cost — rather than by total volume, with AES-GCM strong scaling peaking near four threads (parallel efficiency 0.30); (iv) an ablation study reveals that removing ML-KEM raises binary throughput from 578 MB/s to 913 MB/s, while adding gzip compression collapses it to 25 MB/s on high-entropy MP4 data. The primary contribution is a system-level integration and reproducible joint evaluation of three complementary security layers — learned compression, standardised AEAD, and post-quantum KEM — on real multi-format data; a combination not yet jointly evaluated in an integrated, reproducible experimental setting in the literature.</w:t>
+        <w:t>Results show that: (i) AES-256-GCM throughput ranges from 335 MB/s (1 KB payloads) to 1,860 MB/s (64 KB payloads), confirming O(n) complexity; (ii) ML-KEM/Kyber-1024 key exchange costs 42.9 ms per operation under a pure-Python shim (keygen 11.34 ms, encaps 13.69 ms, decaps 17.88 ms); (iii) across a three-dataset scalability study (D1–D3, 3.8–40 GB) a one-way ANOVA shows throughput differs significantly between datasets (p = 0.017) while a log-volume regression detects no monotonic trend (slope 95% CI includes zero), indicating that throughput is governed by file-size distribution — via the fixed per-file ML-KEM cost — rather than by total volume, with AES-GCM strong scaling peaking near four threads (parallel efficiency 0.30); (iv) an ablation study reveals that removing ML-KEM raises binary throughput from 256 MB/s to 741 MB/s, while adding gzip compression collapses it to 18.6 MB/s on high-entropy MP4 data. The primary contribution is a system-level integration and reproducible joint evaluation of three complementary security layers — learned compression, standardised AEAD, and post-quantum KEM — on real multi-format data; a combination not yet jointly evaluated in an integrated, reproducible experimental setting in the literature.</w:t>
       </w:r>
     </w:p>
     <w:p>
@@ -2659,7 +2659,7 @@
                 <w:i w:val="0"/>
                 <w:sz w:val="18"/>
               </w:rPr>
-              <w:t>Best val. PSNR: 14.85 dB (epoch 28); val. MSE: 0.033; KL: 0.05–0.14; 75 images; posterior collapse resolved</w:t>
+              <w:t>Best val. PSNR: 15.16 dB (epoch 28); val. MSE: 0.033; KL: 0.05–0.14; 75 images; posterior collapse resolved</w:t>
             </w:r>
           </w:p>
         </w:tc>
@@ -2731,7 +2731,7 @@
         <w:rPr>
           <w:sz w:val="22"/>
         </w:rPr>
-        <w:t>The VAE is trained exclusively on the image subset of D1. At inference, a single trained model is applied to all file types. For binary and tabular files, the VAE outputs a latent vector (k = 128, float32) that is serialised and passed to AES-256-GCM — no effective compression is achieved (CR ≈ 95–98%), but the pipeline remains architecturally consistent. The VAE provides no cryptographic guarantee: z is treated as plaintext. A 30-epoch training run with β = 0.01 resolved the posterior collapse observed in the initial 2-epoch run (KL rose from ≈10⁻⁵ to 0.05–0.14), yielding input-specific reconstructions with best val. PSNR = 14.85 dB.</w:t>
+        <w:t>The VAE is trained exclusively on the image subset of D1. At inference, a single trained model is applied to all file types. For binary and tabular files, the VAE outputs a latent vector (k = 128, float32) that is serialised and passed to AES-256-GCM — no effective compression is achieved (CR ≈ 95–98%), but the pipeline remains architecturally consistent. The VAE provides no cryptographic guarantee: z is treated as plaintext. A 30-epoch training run with β = 0.01 resolved the posterior collapse observed in the initial 2-epoch run (KL rose from ≈10⁻⁵ to 0.05–0.14), yielding input-specific reconstructions with best val. PSNR = 15.16 dB.</w:t>
       </w:r>
     </w:p>
     <w:p>
@@ -3069,7 +3069,7 @@
                 <w:i w:val="0"/>
                 <w:sz w:val="18"/>
               </w:rPr>
-              <w:t>109–1,387 (size-dependent)</w:t>
+              <w:t>335–1,946 (size-dependent)</w:t>
             </w:r>
           </w:p>
         </w:tc>
@@ -3114,7 +3114,7 @@
                 <w:i w:val="0"/>
                 <w:sz w:val="18"/>
               </w:rPr>
-              <w:t>203.8 img / 578.3 bin</w:t>
+              <w:t>148.0 img / 255.8 bin</w:t>
             </w:r>
           </w:p>
         </w:tc>
@@ -3161,7 +3161,7 @@
                 <w:i w:val="0"/>
                 <w:sz w:val="18"/>
               </w:rPr>
-              <w:t>47.4 ms (keygen + encaps + decaps)</w:t>
+              <w:t>42.9 ms (keygen + encaps + decaps)</w:t>
             </w:r>
           </w:p>
         </w:tc>
@@ -3330,7 +3330,7 @@
                 <w:i w:val="0"/>
                 <w:sz w:val="18"/>
               </w:rPr>
-              <w:t>14.85 dB PSNR (30-epoch, β=0.01); SSIM: 0.46 (gradient) – 0.95 (gray)</w:t>
+              <w:t>15.16 dB PSNR (30-epoch, β=0.01); SSIM: 0.46 (gradient) – 0.95 (gray)</w:t>
             </w:r>
           </w:p>
         </w:tc>
@@ -3454,7 +3454,7 @@
         <w:rPr>
           <w:sz w:val="22"/>
         </w:rPr>
-        <w:t>Figure 5 compares compression ratios by algorithm on D1. Classical lossless compressors (gzip, bzip2, brotli, zstd) applied to already-compressed JPEG images achieve a compression ratio of ≈ 1.0× (SSIM = 1.00, PSNR = 99.0 dB), confirming that JPEG files are near-incompressible by classical lossless methods. Binary MP4 files are similarly incompressible: zstd achieves only ≈ 1.26× on video content. The VAE encodes a 32×32 RGB thumbnail to a 128-dim latent vector (6× compression on the resized input) but at the cost of information loss: after a 30-epoch training run with β = 0.01, the best validation PSNR is 14.85 dB. This result is reported explicitly rather than selectively.</w:t>
+        <w:t>Figure 5 compares compression ratios by algorithm on D1. Classical lossless compressors (gzip, bzip2, brotli, zstd) applied to already-compressed JPEG images achieve a compression ratio of ≈ 1.0× (SSIM = 1.00, PSNR = 99.0 dB), confirming that JPEG files are near-incompressible by classical lossless methods. Binary MP4 files are similarly incompressible: zstd achieves only ≈ 1.26× on video content. The VAE encodes a 32×32 RGB thumbnail to a 128-dim latent vector (6× compression on the resized input) but at the cost of information loss: after a 30-epoch training run with β = 0.01, the best validation PSNR is 15.16 dB. This result is reported explicitly rather than selectively.</w:t>
       </w:r>
     </w:p>
     <w:p>
@@ -3582,7 +3582,7 @@
         <w:rPr>
           <w:sz w:val="22"/>
         </w:rPr>
-        <w:t>Figure 7 shows the VAE training history across 30 epochs (β = 0.01, lr = 5×10⁻⁴). The KL term rose from near-zero (≈10⁻⁵) at epoch 1 to a stable 0.05–0.14 range by epoch 15, confirming that the posterior collapse present in the initial 2-epoch run was resolved. Best validation PSNR = 14.85 dB was reached at epoch 28 (val. MSE = 0.033).</w:t>
+        <w:t>Figure 7 shows the VAE training history across 30 epochs (β = 0.01, lr = 5×10⁻⁴). The KL term rose from near-zero (≈10⁻⁵) at epoch 1 to a stable 0.05–0.14 range by epoch 15, confirming that the posterior collapse present in the initial 2-epoch run was resolved. Best validation PSNR = 15.16 dB was reached at epoch 28 (val. MSE = 0.033).</w:t>
       </w:r>
     </w:p>
     <w:p>
@@ -4163,7 +4163,7 @@
         <w:rPr>
           <w:sz w:val="22"/>
         </w:rPr>
-        <w:t>The AES-256-GCM micro-benchmark (Figure 10) shows throughput ranging from 109 MB/s (1 KB payloads) to 1,387 MB/s (64 KB), rising to 1,511 MB/s at 256 KB before declining at 1 MB (792 MB/s) due to memory effects — consistent with O(n) AES-CTR complexity and Python GIL overhead at large sizes.</w:t>
+        <w:t>The AES-256-GCM micro-benchmark (Figure 10) shows throughput ranging from 335 MB/s (1 KB payloads) to 1,860 MB/s (64 KB), rising to 1,946 MB/s at 256 KB before declining at 1 MB (792 MB/s) due to memory effects — consistent with O(n) AES-CTR complexity and Python GIL overhead at large sizes.</w:t>
       </w:r>
     </w:p>
     <w:p>
@@ -4215,7 +4215,7 @@
           <w:b/>
           <w:sz w:val="18"/>
         </w:rPr>
-        <w:t>Fig. 10  AES-256-GCM micro-benchmark: throughput and round-trip latency vs. plaintext size. Peak throughput ~1,387 MB/s at 64 KB.</w:t>
+        <w:t>Fig. 10  AES-256-GCM micro-benchmark: throughput and round-trip latency vs. plaintext size. Peak throughput ~1,946 MB/s at 256 KB.</w:t>
       </w:r>
     </w:p>
     <w:p>
@@ -4362,7 +4362,7 @@
                 <w:i w:val="0"/>
                 <w:sz w:val="18"/>
               </w:rPr>
-              <w:t>0.009</w:t>
+              <w:t>0.003</w:t>
             </w:r>
           </w:p>
         </w:tc>
@@ -4377,7 +4377,7 @@
                 <w:i w:val="0"/>
                 <w:sz w:val="18"/>
               </w:rPr>
-              <w:t>109</w:t>
+              <w:t>335</w:t>
             </w:r>
           </w:p>
         </w:tc>
@@ -4392,7 +4392,7 @@
                 <w:i w:val="0"/>
                 <w:sz w:val="18"/>
               </w:rPr>
-              <w:t>112</w:t>
+              <w:t>340</w:t>
             </w:r>
           </w:p>
         </w:tc>
@@ -4424,7 +4424,7 @@
                 <w:i w:val="0"/>
                 <w:sz w:val="18"/>
               </w:rPr>
-              <w:t>0.007</w:t>
+              <w:t>0.005</w:t>
             </w:r>
           </w:p>
         </w:tc>
@@ -4439,7 +4439,7 @@
                 <w:i w:val="0"/>
                 <w:sz w:val="18"/>
               </w:rPr>
-              <w:t>532</w:t>
+              <w:t>721</w:t>
             </w:r>
           </w:p>
         </w:tc>
@@ -4454,7 +4454,7 @@
                 <w:i w:val="0"/>
                 <w:sz w:val="18"/>
               </w:rPr>
-              <w:t>537</w:t>
+              <w:t>706</w:t>
             </w:r>
           </w:p>
         </w:tc>
@@ -4486,7 +4486,7 @@
                 <w:i w:val="0"/>
                 <w:sz w:val="18"/>
               </w:rPr>
-              <w:t>0.016</w:t>
+              <w:t>0.011</w:t>
             </w:r>
           </w:p>
         </w:tc>
@@ -4501,7 +4501,7 @@
                 <w:i w:val="0"/>
                 <w:sz w:val="18"/>
               </w:rPr>
-              <w:t>997</w:t>
+              <w:t>1,398</w:t>
             </w:r>
           </w:p>
         </w:tc>
@@ -4516,7 +4516,7 @@
                 <w:i w:val="0"/>
                 <w:sz w:val="18"/>
               </w:rPr>
-              <w:t>1,027</w:t>
+              <w:t>1,446</w:t>
             </w:r>
           </w:p>
         </w:tc>
@@ -4548,7 +4548,7 @@
                 <w:i w:val="0"/>
                 <w:sz w:val="18"/>
               </w:rPr>
-              <w:t>0.045</w:t>
+              <w:t>0.034</w:t>
             </w:r>
           </w:p>
         </w:tc>
@@ -4563,7 +4563,7 @@
                 <w:i w:val="0"/>
                 <w:sz w:val="18"/>
               </w:rPr>
-              <w:t>1,387</w:t>
+              <w:t>1,860</w:t>
             </w:r>
           </w:p>
         </w:tc>
@@ -4578,7 +4578,7 @@
                 <w:i w:val="0"/>
                 <w:sz w:val="18"/>
               </w:rPr>
-              <w:t>1,344</w:t>
+              <w:t>1,861</w:t>
             </w:r>
           </w:p>
         </w:tc>
@@ -4610,7 +4610,7 @@
                 <w:i w:val="0"/>
                 <w:sz w:val="18"/>
               </w:rPr>
-              <w:t>0.165</w:t>
+              <w:t>0.128</w:t>
             </w:r>
           </w:p>
         </w:tc>
@@ -4625,7 +4625,7 @@
                 <w:i w:val="0"/>
                 <w:sz w:val="18"/>
               </w:rPr>
-              <w:t>1,511</w:t>
+              <w:t>1,946</w:t>
             </w:r>
           </w:p>
         </w:tc>
@@ -4640,7 +4640,7 @@
                 <w:i w:val="0"/>
                 <w:sz w:val="18"/>
               </w:rPr>
-              <w:t>1,510</w:t>
+              <w:t>1,952</w:t>
             </w:r>
           </w:p>
         </w:tc>
@@ -4672,7 +4672,7 @@
                 <w:i w:val="0"/>
                 <w:sz w:val="18"/>
               </w:rPr>
-              <w:t>1.263</w:t>
+              <w:t>0.949</w:t>
             </w:r>
           </w:p>
         </w:tc>
@@ -4687,7 +4687,7 @@
                 <w:i w:val="0"/>
                 <w:sz w:val="18"/>
               </w:rPr>
-              <w:t>792</w:t>
+              <w:t>1,054</w:t>
             </w:r>
           </w:p>
         </w:tc>
@@ -4702,7 +4702,7 @@
                 <w:i w:val="0"/>
                 <w:sz w:val="18"/>
               </w:rPr>
-              <w:t>912</w:t>
+              <w:t>1,207</w:t>
             </w:r>
           </w:p>
         </w:tc>
@@ -5800,7 +5800,7 @@
         <w:rPr>
           <w:sz w:val="22"/>
         </w:rPr>
-        <w:t>Table 9 and Figure 13 present the ablation study across four pipeline configurations, isolating the contribution of each layer. The comparison B vs. C quantifies the ML-KEM overhead: removing post-quantum key encapsulation raises image throughput from 203.8 to 993.6 MB/s (4.9×) and binary throughput from 578.3 to 912.8 MB/s (1.6×). The comparison A vs. B shows that adding zstd compression reduces throughput by 40–60% on already-compressed data. Config D (gzip + AES + KEM) collapses to ~24 MB/s, demonstrating the danger of applying an inappropriate compressor to high-entropy data.</w:t>
+        <w:t>Table 9 and Figure 13 present the ablation study across four pipeline configurations, isolating the contribution of each layer. The comparison B vs. C quantifies the ML-KEM overhead: removing post-quantum key encapsulation raises image throughput from 148.0 to 719.1 MB/s (4.9×) and binary throughput from 255.8 to 740.8 MB/s (2.9×). The comparison A vs. B shows that adding zstd compression reduces throughput by 40–60% on already-compressed data. Config D (gzip + AES + KEM) collapses to ~18 MB/s, demonstrating the danger of applying an inappropriate compressor to high-entropy data.</w:t>
       </w:r>
     </w:p>
     <w:p>
@@ -5993,7 +5993,7 @@
                 <w:i w:val="0"/>
                 <w:sz w:val="18"/>
               </w:rPr>
-              <w:t>121.7</w:t>
+              <w:t>93.0</w:t>
             </w:r>
           </w:p>
         </w:tc>
@@ -6008,7 +6008,7 @@
                 <w:i w:val="0"/>
                 <w:sz w:val="18"/>
               </w:rPr>
-              <w:t>220.8</w:t>
+              <w:t>148.1</w:t>
             </w:r>
           </w:p>
         </w:tc>
@@ -6023,7 +6023,7 @@
                 <w:i w:val="0"/>
                 <w:sz w:val="18"/>
               </w:rPr>
-              <w:t>114.2</w:t>
+              <w:t>114.5</w:t>
             </w:r>
           </w:p>
         </w:tc>
@@ -6087,7 +6087,7 @@
                 <w:i w:val="0"/>
                 <w:sz w:val="18"/>
               </w:rPr>
-              <w:t>203.8</w:t>
+              <w:t>148.0</w:t>
             </w:r>
           </w:p>
         </w:tc>
@@ -6103,7 +6103,7 @@
                 <w:i w:val="0"/>
                 <w:sz w:val="18"/>
               </w:rPr>
-              <w:t>578.3</w:t>
+              <w:t>255.8</w:t>
             </w:r>
           </w:p>
         </w:tc>
@@ -6119,7 +6119,7 @@
                 <w:i w:val="0"/>
                 <w:sz w:val="18"/>
               </w:rPr>
-              <w:t>260.7</w:t>
+              <w:t>189.9</w:t>
             </w:r>
           </w:p>
         </w:tc>
@@ -6183,7 +6183,7 @@
                 <w:i w:val="0"/>
                 <w:sz w:val="18"/>
               </w:rPr>
-              <w:t>993.6</w:t>
+              <w:t>719.1</w:t>
             </w:r>
           </w:p>
         </w:tc>
@@ -6198,7 +6198,7 @@
                 <w:i w:val="0"/>
                 <w:sz w:val="18"/>
               </w:rPr>
-              <w:t>912.8</w:t>
+              <w:t>740.8</w:t>
             </w:r>
           </w:p>
         </w:tc>
@@ -6213,7 +6213,7 @@
                 <w:i w:val="0"/>
                 <w:sz w:val="18"/>
               </w:rPr>
-              <w:t>635.5</w:t>
+              <w:t>727.5</w:t>
             </w:r>
           </w:p>
         </w:tc>
@@ -6275,7 +6275,7 @@
                 <w:i w:val="0"/>
                 <w:sz w:val="18"/>
               </w:rPr>
-              <w:t>23.9</w:t>
+              <w:t>16.7</w:t>
             </w:r>
           </w:p>
         </w:tc>
@@ -6290,7 +6290,7 @@
                 <w:i w:val="0"/>
                 <w:sz w:val="18"/>
               </w:rPr>
-              <w:t>24.6</w:t>
+              <w:t>18.6</w:t>
             </w:r>
           </w:p>
         </w:tc>
@@ -6305,7 +6305,7 @@
                 <w:i w:val="0"/>
                 <w:sz w:val="18"/>
               </w:rPr>
-              <w:t>16.1</w:t>
+              <w:t>17.5</w:t>
             </w:r>
           </w:p>
         </w:tc>
@@ -7861,7 +7861,7 @@
         <w:rPr>
           <w:sz w:val="22"/>
         </w:rPr>
-        <w:t>The ML-KEM/Kyber-1024 overhead of 47.4 ms per key exchange (pure-Python shim) is the dominant per-file cryptographic cost for small files (a 7 KB JPEG takes ~7 ms for AES but ~25 ms for KEM decapsulation), but amortises favourably for large binary files (&gt;10 MB) where AES throughput dominates. A session-key reuse strategy — encrypting multiple files under a single ML-KEM key exchange — would reduce per-file KEM cost to near-zero at the cost of forward secrecy granularity. On bare-metal native liboqs, ML-KEM latency is ~50–100 µs (SUPERCOP), reducing this trade-off substantially.</w:t>
+        <w:t>The ML-KEM/Kyber-1024 overhead of 42.9 ms per key exchange (pure-Python shim) is the dominant per-file cryptographic cost for small files (a 7 KB JPEG takes ~7 ms for AES but ~25 ms for KEM decapsulation), but amortises favourably for large binary files (&gt;10 MB) where AES throughput dominates. A session-key reuse strategy — encrypting multiple files under a single ML-KEM key exchange — would reduce per-file KEM cost to near-zero at the cost of forward secrecy granularity. On bare-metal native liboqs, ML-KEM latency is ~50–100 µs (SUPERCOP), reducing this trade-off substantially.</w:t>
       </w:r>
     </w:p>
     <w:p>
@@ -8005,7 +8005,7 @@
         <w:rPr>
           <w:sz w:val="22"/>
         </w:rPr>
-        <w:t>ML-KEM overhead is fixed per-file: 47.4 ms/exchange (pure-Python), dominant for small files, amortises for large files. Native liboqs reduces this to ~50–100 µs.</w:t>
+        <w:t>ML-KEM overhead is fixed per-file: 42.9 ms/exchange (pure-Python), dominant for small files, amortises for large files. Native liboqs reduces this to ~50–100 µs.</w:t>
       </w:r>
     </w:p>
     <w:p>
@@ -8017,7 +8017,7 @@
         <w:rPr>
           <w:sz w:val="22"/>
         </w:rPr>
-        <w:t>Classical compression fails on high-entropy data: JPEG/MP4 files are near-incompressible; gzip collapses throughput to 24 MB/s on such content.</w:t>
+        <w:t>Classical compression fails on high-entropy data: JPEG/MP4 files are near-incompressible; gzip collapses throughput to 18.6 MB/s on such content.</w:t>
       </w:r>
     </w:p>
     <w:p>
@@ -8029,7 +8029,7 @@
         <w:rPr>
           <w:sz w:val="22"/>
         </w:rPr>
-        <w:t>No throughput collapse at the measured scale: mean 941.5 MB/s, β = −0.09 MB/s/GB, R² &lt; 0.01 over 0.6–3.79 GB.</w:t>
+        <w:t>Across the three-dataset scalability study (D1–D3, 3.8–40 GB) throughput shows no significant volume-driven trend (regression slope 95% CI includes zero) but differs significantly between datasets (ANOVA p = 0.017); it is governed by file-size distribution via the fixed per-file ML-KEM cost, not by total volume.</w:t>
       </w:r>
     </w:p>
     <w:p>
@@ -8041,7 +8041,7 @@
         <w:rPr>
           <w:sz w:val="22"/>
         </w:rPr>
-        <w:t>VAE reconstruction: best PSNR = 14.85 dB after 30 epochs (β = 0.01); posterior collapse resolved (KL ≈ 0.05–0.14). Quality is limited by training set size (68 images); smooth patterns reconstruct well (SSIM up to 0.945) while high-frequency patterns remain challenging (SSIM as low as 0.011).</w:t>
+        <w:t>VAE reconstruction: best PSNR = 15.16 dB after 30 epochs (β = 0.01); posterior collapse resolved (KL ≈ 0.05–0.14). Quality is limited by training set size (68 images); smooth patterns reconstruct well (SSIM up to 0.945) while high-frequency patterns remain challenging (SSIM as low as 0.011).</w:t>
       </w:r>
     </w:p>
     <w:p>

--- a/Article_JSA_Final.docx
+++ b/Article_JSA_Final.docx
@@ -3592,7 +3592,7 @@
       <w:r>
         <w:drawing>
           <wp:inline xmlns:a="http://schemas.openxmlformats.org/drawingml/2006/main" xmlns:pic="http://schemas.openxmlformats.org/drawingml/2006/picture">
-            <wp:extent cx="5029200" cy="1648687"/>
+            <wp:extent cx="5029200" cy="2725833"/>
             <wp:docPr id="7" name="Picture 7"/>
             <wp:cNvGraphicFramePr>
               <a:graphicFrameLocks noChangeAspect="1"/>
@@ -3613,7 +3613,7 @@
                   <pic:spPr>
                     <a:xfrm>
                       <a:off x="0" y="0"/>
-                      <a:ext cx="5029200" cy="1648687"/>
+                      <a:ext cx="5029200" cy="2725833"/>
                     </a:xfrm>
                     <a:prstGeom prst="rect"/>
                   </pic:spPr>

--- a/Article_JSA_Final.docx
+++ b/Article_JSA_Final.docx
@@ -7770,7 +7770,7 @@
       <w:r>
         <w:drawing>
           <wp:inline xmlns:a="http://schemas.openxmlformats.org/drawingml/2006/main" xmlns:pic="http://schemas.openxmlformats.org/drawingml/2006/picture">
-            <wp:extent cx="5029200" cy="1578239"/>
+            <wp:extent cx="3840480" cy="3285193"/>
             <wp:docPr id="15" name="Picture 15"/>
             <wp:cNvGraphicFramePr>
               <a:graphicFrameLocks noChangeAspect="1"/>
@@ -7779,7 +7779,7 @@
               <a:graphicData uri="http://schemas.openxmlformats.org/drawingml/2006/picture">
                 <pic:pic>
                   <pic:nvPicPr>
-                    <pic:cNvPr id="0" name="fig_scalability_3panel.png"/>
+                    <pic:cNvPr id="0" name="fig_scalability_a_weak.png"/>
                     <pic:cNvPicPr/>
                   </pic:nvPicPr>
                   <pic:blipFill>
@@ -7791,7 +7791,7 @@
                   <pic:spPr>
                     <a:xfrm>
                       <a:off x="0" y="0"/>
-                      <a:ext cx="5029200" cy="1578239"/>
+                      <a:ext cx="3840480" cy="3285193"/>
                     </a:xfrm>
                     <a:prstGeom prst="rect"/>
                   </pic:spPr>
@@ -7812,7 +7812,111 @@
           <w:b/>
           <w:sz w:val="18"/>
         </w:rPr>
-        <w:t>Fig. 14  Three-panel scalability characterisation. (a) Weak scaling: throughput vs. log-volume for D1–D3 (error bars = ±1 SD over three replicates); the linear fit is non-significant (slope CI includes zero). (b) Composition effect: composition-adjusted T_adj (coloured) against raw throughput (grey). (c) Strong scaling: AES-GCM parallel efficiency vs. worker threads, against the ideal E = 1.</w:t>
+        <w:t>Fig. 14  Weak scaling: throughput vs. log-volume for D1–D3 (error bars = ±1 SD over three replicates). The linear fit is non-significant (slope 95% CI includes zero); throughput is non-monotonic in volume.</w:t>
+      </w:r>
+    </w:p>
+    <w:p>
+      <w:pPr>
+        <w:jc w:val="center"/>
+      </w:pPr>
+      <w:r>
+        <w:drawing>
+          <wp:inline xmlns:a="http://schemas.openxmlformats.org/drawingml/2006/main" xmlns:pic="http://schemas.openxmlformats.org/drawingml/2006/picture">
+            <wp:extent cx="3840480" cy="3282541"/>
+            <wp:docPr id="16" name="Picture 16"/>
+            <wp:cNvGraphicFramePr>
+              <a:graphicFrameLocks noChangeAspect="1"/>
+            </wp:cNvGraphicFramePr>
+            <a:graphic>
+              <a:graphicData uri="http://schemas.openxmlformats.org/drawingml/2006/picture">
+                <pic:pic>
+                  <pic:nvPicPr>
+                    <pic:cNvPr id="0" name="fig_scalability_b_composition.png"/>
+                    <pic:cNvPicPr/>
+                  </pic:nvPicPr>
+                  <pic:blipFill>
+                    <a:blip r:embed="rId24"/>
+                    <a:stretch>
+                      <a:fillRect/>
+                    </a:stretch>
+                  </pic:blipFill>
+                  <pic:spPr>
+                    <a:xfrm>
+                      <a:off x="0" y="0"/>
+                      <a:ext cx="3840480" cy="3282541"/>
+                    </a:xfrm>
+                    <a:prstGeom prst="rect"/>
+                  </pic:spPr>
+                </pic:pic>
+              </a:graphicData>
+            </a:graphic>
+          </wp:inline>
+        </w:drawing>
+      </w:r>
+    </w:p>
+    <w:p>
+      <w:pPr>
+        <w:spacing w:before="40" w:after="120"/>
+        <w:jc w:val="center"/>
+      </w:pPr>
+      <w:r>
+        <w:rPr>
+          <w:b/>
+          <w:sz w:val="18"/>
+        </w:rPr>
+        <w:t>Fig. 15  Composition effect: composition-adjusted throughput $T_{adj}$ (coloured) against raw throughput (grey). D2 stays an order of magnitude below D1/D3 even after normalisation, confirming its small-file, KEM-bound profile.</w:t>
+      </w:r>
+    </w:p>
+    <w:p>
+      <w:pPr>
+        <w:jc w:val="center"/>
+      </w:pPr>
+      <w:r>
+        <w:drawing>
+          <wp:inline xmlns:a="http://schemas.openxmlformats.org/drawingml/2006/main" xmlns:pic="http://schemas.openxmlformats.org/drawingml/2006/picture">
+            <wp:extent cx="3840480" cy="3282541"/>
+            <wp:docPr id="17" name="Picture 17"/>
+            <wp:cNvGraphicFramePr>
+              <a:graphicFrameLocks noChangeAspect="1"/>
+            </wp:cNvGraphicFramePr>
+            <a:graphic>
+              <a:graphicData uri="http://schemas.openxmlformats.org/drawingml/2006/picture">
+                <pic:pic>
+                  <pic:nvPicPr>
+                    <pic:cNvPr id="0" name="fig_scalability_c_strong.png"/>
+                    <pic:cNvPicPr/>
+                  </pic:nvPicPr>
+                  <pic:blipFill>
+                    <a:blip r:embed="rId25"/>
+                    <a:stretch>
+                      <a:fillRect/>
+                    </a:stretch>
+                  </pic:blipFill>
+                  <pic:spPr>
+                    <a:xfrm>
+                      <a:off x="0" y="0"/>
+                      <a:ext cx="3840480" cy="3282541"/>
+                    </a:xfrm>
+                    <a:prstGeom prst="rect"/>
+                  </pic:spPr>
+                </pic:pic>
+              </a:graphicData>
+            </a:graphic>
+          </wp:inline>
+        </w:drawing>
+      </w:r>
+    </w:p>
+    <w:p>
+      <w:pPr>
+        <w:spacing w:before="40" w:after="120"/>
+        <w:jc w:val="center"/>
+      </w:pPr>
+      <w:r>
+        <w:rPr>
+          <w:b/>
+          <w:sz w:val="18"/>
+        </w:rPr>
+        <w:t>Fig. 16  Strong scaling (D2): AES-GCM parallel efficiency $E(T)$ vs. worker threads, against the ideal $E = 1$. Efficiency falls steeply as memory bandwidth saturates beyond four threads.</w:t>
       </w:r>
     </w:p>
     <w:p>
